--- a/dist/BA Generator/Master Folder/Master BA Timlak Konsultan/02. BA Reviu Dokumen Kualifikasi.docx
+++ b/dist/BA Generator/Master Folder/Master BA Timlak Konsultan/02. BA Reviu Dokumen Kualifikasi.docx
@@ -255,8 +255,9 @@
           <w:szCs w:val="22"/>
           <w:lang w:val="en-US"/>
         </w:rPr>
-        <w:t>{kode_</w:t>
-      </w:r>
+        <w:t>{</w:t>
+      </w:r>
+      <w:proofErr w:type="spellStart"/>
       <w:r>
         <w:rPr>
           <w:rFonts w:ascii="Arial" w:eastAsia="Arial" w:hAnsi="Arial" w:cs="Arial"/>
@@ -264,8 +265,18 @@
           <w:szCs w:val="22"/>
           <w:lang w:val="en-US"/>
         </w:rPr>
+        <w:t>kode_</w:t>
+      </w:r>
+      <w:r>
+        <w:rPr>
+          <w:rFonts w:ascii="Arial" w:eastAsia="Arial" w:hAnsi="Arial" w:cs="Arial"/>
+          <w:sz w:val="22"/>
+          <w:szCs w:val="22"/>
+          <w:lang w:val="en-US"/>
+        </w:rPr>
         <w:t>klasifikasi</w:t>
       </w:r>
+      <w:proofErr w:type="spellEnd"/>
       <w:r>
         <w:rPr>
           <w:rFonts w:ascii="Arial" w:eastAsia="Arial" w:hAnsi="Arial" w:cs="Arial"/>
@@ -290,7 +301,27 @@
           <w:szCs w:val="22"/>
           <w:lang w:val="en-US"/>
         </w:rPr>
-        <w:t>{kode_pokja}</w:t>
+        <w:t>{</w:t>
+      </w:r>
+      <w:proofErr w:type="spellStart"/>
+      <w:r>
+        <w:rPr>
+          <w:rFonts w:ascii="Arial" w:eastAsia="Arial" w:hAnsi="Arial" w:cs="Arial"/>
+          <w:sz w:val="22"/>
+          <w:szCs w:val="22"/>
+          <w:lang w:val="en-US"/>
+        </w:rPr>
+        <w:t>kode_pokja</w:t>
+      </w:r>
+      <w:proofErr w:type="spellEnd"/>
+      <w:r>
+        <w:rPr>
+          <w:rFonts w:ascii="Arial" w:eastAsia="Arial" w:hAnsi="Arial" w:cs="Arial"/>
+          <w:sz w:val="22"/>
+          <w:szCs w:val="22"/>
+          <w:lang w:val="en-US"/>
+        </w:rPr>
+        <w:t>}</w:t>
       </w:r>
       <w:r>
         <w:rPr>
@@ -447,6 +478,7 @@
         </w:rPr>
         <w:t>{hari_</w:t>
       </w:r>
+      <w:proofErr w:type="spellStart"/>
       <w:r>
         <w:rPr>
           <w:rFonts w:ascii="Arial" w:eastAsia="Arial" w:hAnsi="Arial" w:cs="Arial"/>
@@ -459,6 +491,7 @@
         </w:rPr>
         <w:t>reviu</w:t>
       </w:r>
+      <w:proofErr w:type="spellEnd"/>
       <w:r>
         <w:rPr>
           <w:rFonts w:ascii="Arial" w:eastAsia="Arial" w:hAnsi="Arial" w:cs="Arial"/>
@@ -554,8 +587,9 @@
           <w:sz w:val="22"/>
           <w:szCs w:val="22"/>
         </w:rPr>
-        <w:t>{tanggal_sebut_</w:t>
-      </w:r>
+        <w:t>{</w:t>
+      </w:r>
+      <w:proofErr w:type="spellStart"/>
       <w:r>
         <w:rPr>
           <w:rFonts w:ascii="Arial" w:eastAsia="Arial" w:hAnsi="Arial" w:cs="Arial"/>
@@ -564,10 +598,10 @@
           <w:spacing w:val="7"/>
           <w:sz w:val="22"/>
           <w:szCs w:val="22"/>
-          <w:lang w:val="en-US"/>
-        </w:rPr>
-        <w:t>reviu</w:t>
-      </w:r>
+        </w:rPr>
+        <w:t>tanggal_sebut</w:t>
+      </w:r>
+      <w:proofErr w:type="spellEnd"/>
       <w:r>
         <w:rPr>
           <w:rFonts w:ascii="Arial" w:eastAsia="Arial" w:hAnsi="Arial" w:cs="Arial"/>
@@ -577,61 +611,9 @@
           <w:sz w:val="22"/>
           <w:szCs w:val="22"/>
         </w:rPr>
-        <w:t xml:space="preserve">} </w:t>
-      </w:r>
-      <w:r>
-        <w:rPr>
-          <w:rFonts w:ascii="Arial" w:eastAsia="Arial" w:hAnsi="Arial" w:cs="Arial"/>
-          <w:spacing w:val="-2"/>
-          <w:sz w:val="22"/>
-          <w:szCs w:val="22"/>
-        </w:rPr>
-        <w:t>b</w:t>
-      </w:r>
-      <w:r>
-        <w:rPr>
-          <w:rFonts w:ascii="Arial" w:eastAsia="Arial" w:hAnsi="Arial" w:cs="Arial"/>
-          <w:spacing w:val="2"/>
-          <w:sz w:val="22"/>
-          <w:szCs w:val="22"/>
-        </w:rPr>
-        <w:t>u</w:t>
-      </w:r>
-      <w:r>
-        <w:rPr>
-          <w:rFonts w:ascii="Arial" w:eastAsia="Arial" w:hAnsi="Arial" w:cs="Arial"/>
-          <w:spacing w:val="-4"/>
-          <w:sz w:val="22"/>
-          <w:szCs w:val="22"/>
-        </w:rPr>
-        <w:t>l</w:t>
-      </w:r>
-      <w:r>
-        <w:rPr>
-          <w:rFonts w:ascii="Arial" w:eastAsia="Arial" w:hAnsi="Arial" w:cs="Arial"/>
-          <w:spacing w:val="2"/>
-          <w:sz w:val="22"/>
-          <w:szCs w:val="22"/>
-        </w:rPr>
-        <w:t>a</w:t>
-      </w:r>
-      <w:r>
-        <w:rPr>
-          <w:rFonts w:ascii="Arial" w:eastAsia="Arial" w:hAnsi="Arial" w:cs="Arial"/>
-          <w:sz w:val="22"/>
-          <w:szCs w:val="22"/>
-        </w:rPr>
-        <w:t>n</w:t>
-      </w:r>
-      <w:r>
-        <w:rPr>
-          <w:rFonts w:ascii="Arial" w:eastAsia="Arial" w:hAnsi="Arial" w:cs="Arial"/>
-          <w:spacing w:val="6"/>
-          <w:sz w:val="22"/>
-          <w:szCs w:val="22"/>
-        </w:rPr>
-        <w:t xml:space="preserve"> </w:t>
-      </w:r>
+        <w:t>_</w:t>
+      </w:r>
+      <w:proofErr w:type="spellStart"/>
       <w:r>
         <w:rPr>
           <w:rFonts w:ascii="Arial" w:eastAsia="Arial" w:hAnsi="Arial" w:cs="Arial"/>
@@ -640,9 +622,11 @@
           <w:spacing w:val="7"/>
           <w:sz w:val="22"/>
           <w:szCs w:val="22"/>
-        </w:rPr>
-        <w:t>{bulan_</w:t>
-      </w:r>
+          <w:lang w:val="en-US"/>
+        </w:rPr>
+        <w:t>reviu</w:t>
+      </w:r>
+      <w:proofErr w:type="spellEnd"/>
       <w:r>
         <w:rPr>
           <w:rFonts w:ascii="Arial" w:eastAsia="Arial" w:hAnsi="Arial" w:cs="Arial"/>
@@ -652,7 +636,60 @@
           <w:sz w:val="22"/>
           <w:szCs w:val="22"/>
         </w:rPr>
-        <w:t>sebut_reviu</w:t>
+        <w:t xml:space="preserve">} </w:t>
+      </w:r>
+      <w:r>
+        <w:rPr>
+          <w:rFonts w:ascii="Arial" w:eastAsia="Arial" w:hAnsi="Arial" w:cs="Arial"/>
+          <w:spacing w:val="-2"/>
+          <w:sz w:val="22"/>
+          <w:szCs w:val="22"/>
+        </w:rPr>
+        <w:t>b</w:t>
+      </w:r>
+      <w:r>
+        <w:rPr>
+          <w:rFonts w:ascii="Arial" w:eastAsia="Arial" w:hAnsi="Arial" w:cs="Arial"/>
+          <w:spacing w:val="2"/>
+          <w:sz w:val="22"/>
+          <w:szCs w:val="22"/>
+        </w:rPr>
+        <w:t>u</w:t>
+      </w:r>
+      <w:r>
+        <w:rPr>
+          <w:rFonts w:ascii="Arial" w:eastAsia="Arial" w:hAnsi="Arial" w:cs="Arial"/>
+          <w:spacing w:val="-4"/>
+          <w:sz w:val="22"/>
+          <w:szCs w:val="22"/>
+        </w:rPr>
+        <w:t>l</w:t>
+      </w:r>
+      <w:r>
+        <w:rPr>
+          <w:rFonts w:ascii="Arial" w:eastAsia="Arial" w:hAnsi="Arial" w:cs="Arial"/>
+          <w:spacing w:val="2"/>
+          <w:sz w:val="22"/>
+          <w:szCs w:val="22"/>
+        </w:rPr>
+        <w:t>a</w:t>
+      </w:r>
+      <w:r>
+        <w:rPr>
+          <w:rFonts w:ascii="Arial" w:eastAsia="Arial" w:hAnsi="Arial" w:cs="Arial"/>
+          <w:sz w:val="22"/>
+          <w:szCs w:val="22"/>
+        </w:rPr>
+        <w:t>n</w:t>
+      </w:r>
+      <w:r>
+        <w:rPr>
+          <w:rFonts w:ascii="Arial" w:eastAsia="Arial" w:hAnsi="Arial" w:cs="Arial"/>
+          <w:spacing w:val="6"/>
+          <w:sz w:val="22"/>
+          <w:szCs w:val="22"/>
+        </w:rPr>
+        <w:t xml:space="preserve"> </w:t>
       </w:r>
       <w:r>
         <w:rPr>
@@ -663,52 +700,9 @@
           <w:sz w:val="22"/>
           <w:szCs w:val="22"/>
         </w:rPr>
-        <w:t xml:space="preserve">} </w:t>
-      </w:r>
-      <w:r>
-        <w:rPr>
-          <w:rFonts w:ascii="Arial" w:eastAsia="Arial" w:hAnsi="Arial" w:cs="Arial"/>
-          <w:spacing w:val="-1"/>
-          <w:sz w:val="22"/>
-          <w:szCs w:val="22"/>
-        </w:rPr>
-        <w:t>t</w:t>
-      </w:r>
-      <w:r>
-        <w:rPr>
-          <w:rFonts w:ascii="Arial" w:eastAsia="Arial" w:hAnsi="Arial" w:cs="Arial"/>
-          <w:spacing w:val="2"/>
-          <w:sz w:val="22"/>
-          <w:szCs w:val="22"/>
-        </w:rPr>
-        <w:t>ah</w:t>
-      </w:r>
-      <w:r>
-        <w:rPr>
-          <w:rFonts w:ascii="Arial" w:eastAsia="Arial" w:hAnsi="Arial" w:cs="Arial"/>
-          <w:spacing w:val="-2"/>
-          <w:sz w:val="22"/>
-          <w:szCs w:val="22"/>
-        </w:rPr>
-        <w:t>u</w:t>
-      </w:r>
-      <w:r>
-        <w:rPr>
-          <w:rFonts w:ascii="Arial" w:eastAsia="Arial" w:hAnsi="Arial" w:cs="Arial"/>
-          <w:sz w:val="22"/>
-          <w:szCs w:val="22"/>
-        </w:rPr>
-        <w:t>n</w:t>
-      </w:r>
-      <w:r>
-        <w:rPr>
-          <w:rFonts w:ascii="Arial" w:eastAsia="Arial" w:hAnsi="Arial" w:cs="Arial"/>
-          <w:spacing w:val="6"/>
-          <w:sz w:val="22"/>
-          <w:szCs w:val="22"/>
-        </w:rPr>
-        <w:t xml:space="preserve"> </w:t>
-      </w:r>
+        <w:t>{</w:t>
+      </w:r>
+      <w:proofErr w:type="spellStart"/>
       <w:r>
         <w:rPr>
           <w:rFonts w:ascii="Arial" w:eastAsia="Arial" w:hAnsi="Arial" w:cs="Arial"/>
@@ -718,7 +712,7 @@
           <w:sz w:val="22"/>
           <w:szCs w:val="22"/>
         </w:rPr>
-        <w:t>{tahun_</w:t>
+        <w:t>bulan_</w:t>
       </w:r>
       <w:r>
         <w:rPr>
@@ -731,6 +725,7 @@
         </w:rPr>
         <w:t>sebut_reviu</w:t>
       </w:r>
+      <w:proofErr w:type="spellEnd"/>
       <w:r>
         <w:rPr>
           <w:rFonts w:ascii="Arial" w:eastAsia="Arial" w:hAnsi="Arial" w:cs="Arial"/>
@@ -745,11 +740,121 @@
       <w:r>
         <w:rPr>
           <w:rFonts w:ascii="Arial" w:eastAsia="Arial" w:hAnsi="Arial" w:cs="Arial"/>
+          <w:spacing w:val="-1"/>
+          <w:sz w:val="22"/>
+          <w:szCs w:val="22"/>
+        </w:rPr>
+        <w:t>t</w:t>
+      </w:r>
+      <w:r>
+        <w:rPr>
+          <w:rFonts w:ascii="Arial" w:eastAsia="Arial" w:hAnsi="Arial" w:cs="Arial"/>
+          <w:spacing w:val="2"/>
+          <w:sz w:val="22"/>
+          <w:szCs w:val="22"/>
+        </w:rPr>
+        <w:t>ah</w:t>
+      </w:r>
+      <w:r>
+        <w:rPr>
+          <w:rFonts w:ascii="Arial" w:eastAsia="Arial" w:hAnsi="Arial" w:cs="Arial"/>
           <w:spacing w:val="-2"/>
           <w:sz w:val="22"/>
           <w:szCs w:val="22"/>
         </w:rPr>
-        <w:t xml:space="preserve">telah dilaksanakan reviu dokumen </w:t>
+        <w:t>u</w:t>
+      </w:r>
+      <w:r>
+        <w:rPr>
+          <w:rFonts w:ascii="Arial" w:eastAsia="Arial" w:hAnsi="Arial" w:cs="Arial"/>
+          <w:sz w:val="22"/>
+          <w:szCs w:val="22"/>
+        </w:rPr>
+        <w:t>n</w:t>
+      </w:r>
+      <w:r>
+        <w:rPr>
+          <w:rFonts w:ascii="Arial" w:eastAsia="Arial" w:hAnsi="Arial" w:cs="Arial"/>
+          <w:spacing w:val="6"/>
+          <w:sz w:val="22"/>
+          <w:szCs w:val="22"/>
+        </w:rPr>
+        <w:t xml:space="preserve"> </w:t>
+      </w:r>
+      <w:r>
+        <w:rPr>
+          <w:rFonts w:ascii="Arial" w:eastAsia="Arial" w:hAnsi="Arial" w:cs="Arial"/>
+          <w:b/>
+          <w:bCs/>
+          <w:spacing w:val="7"/>
+          <w:sz w:val="22"/>
+          <w:szCs w:val="22"/>
+        </w:rPr>
+        <w:t>{</w:t>
+      </w:r>
+      <w:proofErr w:type="spellStart"/>
+      <w:r>
+        <w:rPr>
+          <w:rFonts w:ascii="Arial" w:eastAsia="Arial" w:hAnsi="Arial" w:cs="Arial"/>
+          <w:b/>
+          <w:bCs/>
+          <w:spacing w:val="7"/>
+          <w:sz w:val="22"/>
+          <w:szCs w:val="22"/>
+        </w:rPr>
+        <w:t>tahun_</w:t>
+      </w:r>
+      <w:r>
+        <w:rPr>
+          <w:rFonts w:ascii="Arial" w:eastAsia="Arial" w:hAnsi="Arial" w:cs="Arial"/>
+          <w:b/>
+          <w:bCs/>
+          <w:spacing w:val="7"/>
+          <w:sz w:val="22"/>
+          <w:szCs w:val="22"/>
+        </w:rPr>
+        <w:t>sebut_reviu</w:t>
+      </w:r>
+      <w:proofErr w:type="spellEnd"/>
+      <w:r>
+        <w:rPr>
+          <w:rFonts w:ascii="Arial" w:eastAsia="Arial" w:hAnsi="Arial" w:cs="Arial"/>
+          <w:b/>
+          <w:bCs/>
+          <w:spacing w:val="7"/>
+          <w:sz w:val="22"/>
+          <w:szCs w:val="22"/>
+        </w:rPr>
+        <w:t xml:space="preserve">} </w:t>
+      </w:r>
+      <w:r>
+        <w:rPr>
+          <w:rFonts w:ascii="Arial" w:eastAsia="Arial" w:hAnsi="Arial" w:cs="Arial"/>
+          <w:spacing w:val="-2"/>
+          <w:sz w:val="22"/>
+          <w:szCs w:val="22"/>
+        </w:rPr>
+        <w:t xml:space="preserve">telah dilaksanakan </w:t>
+      </w:r>
+      <w:proofErr w:type="spellStart"/>
+      <w:r>
+        <w:rPr>
+          <w:rFonts w:ascii="Arial" w:eastAsia="Arial" w:hAnsi="Arial" w:cs="Arial"/>
+          <w:spacing w:val="-2"/>
+          <w:sz w:val="22"/>
+          <w:szCs w:val="22"/>
+        </w:rPr>
+        <w:t>reviu</w:t>
+      </w:r>
+      <w:proofErr w:type="spellEnd"/>
+      <w:r>
+        <w:rPr>
+          <w:rFonts w:ascii="Arial" w:eastAsia="Arial" w:hAnsi="Arial" w:cs="Arial"/>
+          <w:spacing w:val="-2"/>
+          <w:sz w:val="22"/>
+          <w:szCs w:val="22"/>
+        </w:rPr>
+        <w:t xml:space="preserve"> dokumen </w:t>
       </w:r>
       <w:r>
         <w:rPr>
@@ -811,7 +916,31 @@
           <w:sz w:val="22"/>
           <w:szCs w:val="22"/>
         </w:rPr>
-        <w:t>{kode_pokja}</w:t>
+        <w:t>{</w:t>
+      </w:r>
+      <w:proofErr w:type="spellStart"/>
+      <w:r>
+        <w:rPr>
+          <w:rFonts w:ascii="Arial" w:eastAsia="Arial" w:hAnsi="Arial" w:cs="Arial"/>
+          <w:b/>
+          <w:bCs/>
+          <w:spacing w:val="2"/>
+          <w:sz w:val="22"/>
+          <w:szCs w:val="22"/>
+        </w:rPr>
+        <w:t>kode_pokja</w:t>
+      </w:r>
+      <w:proofErr w:type="spellEnd"/>
+      <w:r>
+        <w:rPr>
+          <w:rFonts w:ascii="Arial" w:eastAsia="Arial" w:hAnsi="Arial" w:cs="Arial"/>
+          <w:b/>
+          <w:bCs/>
+          <w:spacing w:val="2"/>
+          <w:sz w:val="22"/>
+          <w:szCs w:val="22"/>
+        </w:rPr>
+        <w:t>}</w:t>
       </w:r>
       <w:r>
         <w:rPr>
@@ -918,7 +1047,29 @@
           <w:sz w:val="22"/>
           <w:szCs w:val="22"/>
         </w:rPr>
-        <w:t>{tahun_anggaran}</w:t>
+        <w:t>{</w:t>
+      </w:r>
+      <w:proofErr w:type="spellStart"/>
+      <w:r>
+        <w:rPr>
+          <w:rFonts w:ascii="Arial" w:eastAsia="Arial" w:hAnsi="Arial" w:cs="Arial"/>
+          <w:b/>
+          <w:bCs/>
+          <w:sz w:val="22"/>
+          <w:szCs w:val="22"/>
+        </w:rPr>
+        <w:t>tahun_anggaran</w:t>
+      </w:r>
+      <w:proofErr w:type="spellEnd"/>
+      <w:r>
+        <w:rPr>
+          <w:rFonts w:ascii="Arial" w:eastAsia="Arial" w:hAnsi="Arial" w:cs="Arial"/>
+          <w:b/>
+          <w:bCs/>
+          <w:sz w:val="22"/>
+          <w:szCs w:val="22"/>
+        </w:rPr>
+        <w:t>}</w:t>
       </w:r>
       <w:r>
         <w:rPr>
@@ -1151,7 +1302,25 @@
                 <w:sz w:val="22"/>
                 <w:szCs w:val="22"/>
               </w:rPr>
-              <w:t>{nama_paket}</w:t>
+              <w:t>{</w:t>
+            </w:r>
+            <w:proofErr w:type="spellStart"/>
+            <w:r>
+              <w:rPr>
+                <w:rFonts w:ascii="Arial" w:hAnsi="Arial" w:cs="Arial"/>
+                <w:sz w:val="22"/>
+                <w:szCs w:val="22"/>
+              </w:rPr>
+              <w:t>nama_paket</w:t>
+            </w:r>
+            <w:proofErr w:type="spellEnd"/>
+            <w:r>
+              <w:rPr>
+                <w:rFonts w:ascii="Arial" w:hAnsi="Arial" w:cs="Arial"/>
+                <w:sz w:val="22"/>
+                <w:szCs w:val="22"/>
+              </w:rPr>
+              <w:t>}</w:t>
             </w:r>
           </w:p>
         </w:tc>
@@ -1263,7 +1432,25 @@
                 <w:sz w:val="22"/>
                 <w:szCs w:val="22"/>
               </w:rPr>
-              <w:t>{satuan_kerja}</w:t>
+              <w:t>{</w:t>
+            </w:r>
+            <w:proofErr w:type="spellStart"/>
+            <w:r>
+              <w:rPr>
+                <w:rFonts w:ascii="Arial" w:hAnsi="Arial" w:cs="Arial"/>
+                <w:sz w:val="22"/>
+                <w:szCs w:val="22"/>
+              </w:rPr>
+              <w:t>satuan_kerja</w:t>
+            </w:r>
+            <w:proofErr w:type="spellEnd"/>
+            <w:r>
+              <w:rPr>
+                <w:rFonts w:ascii="Arial" w:hAnsi="Arial" w:cs="Arial"/>
+                <w:sz w:val="22"/>
+                <w:szCs w:val="22"/>
+              </w:rPr>
+              <w:t>}</w:t>
             </w:r>
           </w:p>
         </w:tc>
@@ -1377,6 +1564,7 @@
               </w:rPr>
               <w:t>{</w:t>
             </w:r>
+            <w:proofErr w:type="spellStart"/>
             <w:r>
               <w:rPr>
                 <w:rFonts w:ascii="Arial" w:hAnsi="Arial" w:cs="Arial"/>
@@ -1386,6 +1574,7 @@
               </w:rPr>
               <w:t>ppk</w:t>
             </w:r>
+            <w:proofErr w:type="spellEnd"/>
             <w:r>
               <w:rPr>
                 <w:rFonts w:ascii="Arial" w:hAnsi="Arial" w:cs="Arial"/>
@@ -1506,7 +1695,25 @@
                 <w:sz w:val="22"/>
                 <w:szCs w:val="22"/>
               </w:rPr>
-              <w:t>{jenis_pengadaan}</w:t>
+              <w:t>{</w:t>
+            </w:r>
+            <w:proofErr w:type="spellStart"/>
+            <w:r>
+              <w:rPr>
+                <w:rFonts w:ascii="Arial" w:hAnsi="Arial" w:cs="Arial"/>
+                <w:sz w:val="22"/>
+                <w:szCs w:val="22"/>
+              </w:rPr>
+              <w:t>jenis_pengadaan</w:t>
+            </w:r>
+            <w:proofErr w:type="spellEnd"/>
+            <w:r>
+              <w:rPr>
+                <w:rFonts w:ascii="Arial" w:hAnsi="Arial" w:cs="Arial"/>
+                <w:sz w:val="22"/>
+                <w:szCs w:val="22"/>
+              </w:rPr>
+              <w:t>}</w:t>
             </w:r>
           </w:p>
         </w:tc>
@@ -1615,7 +1822,16 @@
                 <w:sz w:val="22"/>
                 <w:szCs w:val="22"/>
               </w:rPr>
-              <w:t>{metode_</w:t>
+              <w:t>{</w:t>
+            </w:r>
+            <w:proofErr w:type="spellStart"/>
+            <w:r>
+              <w:rPr>
+                <w:rFonts w:ascii="Arial" w:hAnsi="Arial" w:cs="Arial"/>
+                <w:sz w:val="22"/>
+                <w:szCs w:val="22"/>
+              </w:rPr>
+              <w:t>metode_</w:t>
             </w:r>
             <w:r>
               <w:rPr>
@@ -1625,6 +1841,7 @@
               </w:rPr>
               <w:t>pemilihan</w:t>
             </w:r>
+            <w:proofErr w:type="spellEnd"/>
             <w:r>
               <w:rPr>
                 <w:rFonts w:ascii="Arial" w:hAnsi="Arial" w:cs="Arial"/>
@@ -1733,7 +1950,25 @@
                 <w:sz w:val="22"/>
                 <w:szCs w:val="22"/>
               </w:rPr>
-              <w:t>{tahun_anggaran}</w:t>
+              <w:t>{</w:t>
+            </w:r>
+            <w:proofErr w:type="spellStart"/>
+            <w:r>
+              <w:rPr>
+                <w:rFonts w:ascii="Arial" w:hAnsi="Arial" w:cs="Arial"/>
+                <w:sz w:val="22"/>
+                <w:szCs w:val="22"/>
+              </w:rPr>
+              <w:t>tahun_anggaran</w:t>
+            </w:r>
+            <w:proofErr w:type="spellEnd"/>
+            <w:r>
+              <w:rPr>
+                <w:rFonts w:ascii="Arial" w:hAnsi="Arial" w:cs="Arial"/>
+                <w:sz w:val="22"/>
+                <w:szCs w:val="22"/>
+              </w:rPr>
+              <w:t>}</w:t>
             </w:r>
           </w:p>
         </w:tc>
@@ -1833,7 +2068,16 @@
                 <w:sz w:val="22"/>
                 <w:szCs w:val="22"/>
               </w:rPr>
-              <w:t>{nilai_</w:t>
+              <w:t>{</w:t>
+            </w:r>
+            <w:proofErr w:type="spellStart"/>
+            <w:r>
+              <w:rPr>
+                <w:rFonts w:ascii="Arial" w:hAnsi="Arial" w:cs="Arial"/>
+                <w:sz w:val="22"/>
+                <w:szCs w:val="22"/>
+              </w:rPr>
+              <w:t>nilai_</w:t>
             </w:r>
             <w:r>
               <w:rPr>
@@ -1843,6 +2087,7 @@
               </w:rPr>
               <w:t>pagu</w:t>
             </w:r>
+            <w:proofErr w:type="spellEnd"/>
             <w:r>
               <w:rPr>
                 <w:rFonts w:ascii="Arial" w:hAnsi="Arial" w:cs="Arial"/>
@@ -1880,7 +2125,16 @@
                 <w:sz w:val="22"/>
                 <w:szCs w:val="22"/>
               </w:rPr>
-              <w:t>{terbilang_</w:t>
+              <w:t>{</w:t>
+            </w:r>
+            <w:proofErr w:type="spellStart"/>
+            <w:r>
+              <w:rPr>
+                <w:rFonts w:ascii="Arial" w:hAnsi="Arial" w:cs="Arial"/>
+                <w:sz w:val="22"/>
+                <w:szCs w:val="22"/>
+              </w:rPr>
+              <w:t>terbilang_</w:t>
             </w:r>
             <w:r>
               <w:rPr>
@@ -1890,6 +2144,7 @@
               </w:rPr>
               <w:t>pagu</w:t>
             </w:r>
+            <w:proofErr w:type="spellEnd"/>
             <w:r>
               <w:rPr>
                 <w:rFonts w:ascii="Arial" w:hAnsi="Arial" w:cs="Arial"/>
@@ -2002,7 +2257,16 @@
                 <w:sz w:val="22"/>
                 <w:szCs w:val="22"/>
               </w:rPr>
-              <w:t>{nilai_</w:t>
+              <w:t>{</w:t>
+            </w:r>
+            <w:proofErr w:type="spellStart"/>
+            <w:r>
+              <w:rPr>
+                <w:rFonts w:ascii="Arial" w:hAnsi="Arial" w:cs="Arial"/>
+                <w:sz w:val="22"/>
+                <w:szCs w:val="22"/>
+              </w:rPr>
+              <w:t>nilai_</w:t>
             </w:r>
             <w:r>
               <w:rPr>
@@ -2012,6 +2276,7 @@
               </w:rPr>
               <w:t>hps</w:t>
             </w:r>
+            <w:proofErr w:type="spellEnd"/>
             <w:r>
               <w:rPr>
                 <w:rFonts w:ascii="Arial" w:hAnsi="Arial" w:cs="Arial"/>
@@ -2041,7 +2306,25 @@
                 <w:sz w:val="22"/>
                 <w:szCs w:val="22"/>
               </w:rPr>
-              <w:t>({terbilang_hps}</w:t>
+              <w:t>({</w:t>
+            </w:r>
+            <w:proofErr w:type="spellStart"/>
+            <w:r>
+              <w:rPr>
+                <w:rFonts w:ascii="Arial" w:hAnsi="Arial" w:cs="Arial"/>
+                <w:sz w:val="22"/>
+                <w:szCs w:val="22"/>
+              </w:rPr>
+              <w:t>terbilang_hps</w:t>
+            </w:r>
+            <w:proofErr w:type="spellEnd"/>
+            <w:r>
+              <w:rPr>
+                <w:rFonts w:ascii="Arial" w:hAnsi="Arial" w:cs="Arial"/>
+                <w:sz w:val="22"/>
+                <w:szCs w:val="22"/>
+              </w:rPr>
+              <w:t>}</w:t>
             </w:r>
             <w:r>
               <w:rPr>
@@ -2149,6 +2432,7 @@
         </w:rPr>
         <w:t xml:space="preserve"> </w:t>
       </w:r>
+      <w:proofErr w:type="spellStart"/>
       <w:r>
         <w:rPr>
           <w:rFonts w:ascii="Arial" w:eastAsia="Arial" w:hAnsi="Arial" w:cs="Arial"/>
@@ -2160,6 +2444,7 @@
         </w:rPr>
         <w:t>Reviu</w:t>
       </w:r>
+      <w:proofErr w:type="spellEnd"/>
       <w:r>
         <w:rPr>
           <w:rFonts w:ascii="Arial" w:eastAsia="Arial" w:hAnsi="Arial" w:cs="Arial"/>
@@ -2390,7 +2675,25 @@
           <w:sz w:val="22"/>
           <w:szCs w:val="22"/>
         </w:rPr>
-        <w:t>Standar Operasional Prosedur Nomor 13/SOP.04/2024 tanggal 15 Juli 2024 tentang Reviu Dokumen Persiapan Pengadaan dan Penyiapan Dokumen Pemilihan;</w:t>
+        <w:t xml:space="preserve">Standar Operasional Prosedur Nomor 13/SOP.04/2024 tanggal 15 Juli 2024 tentang </w:t>
+      </w:r>
+      <w:proofErr w:type="spellStart"/>
+      <w:r>
+        <w:rPr>
+          <w:rFonts w:ascii="Arial" w:eastAsia="Arial" w:hAnsi="Arial" w:cs="Arial"/>
+          <w:sz w:val="22"/>
+          <w:szCs w:val="22"/>
+        </w:rPr>
+        <w:t>Reviu</w:t>
+      </w:r>
+      <w:proofErr w:type="spellEnd"/>
+      <w:r>
+        <w:rPr>
+          <w:rFonts w:ascii="Arial" w:eastAsia="Arial" w:hAnsi="Arial" w:cs="Arial"/>
+          <w:sz w:val="22"/>
+          <w:szCs w:val="22"/>
+        </w:rPr>
+        <w:t xml:space="preserve"> Dokumen Persiapan Pengadaan dan Penyiapan Dokumen Pemilihan;</w:t>
       </w:r>
       <w:r>
         <w:rPr>
@@ -2713,7 +3016,25 @@
           <w:sz w:val="22"/>
           <w:szCs w:val="22"/>
         </w:rPr>
-        <w:t>{nomor_sk_pokja}</w:t>
+        <w:t>{</w:t>
+      </w:r>
+      <w:proofErr w:type="spellStart"/>
+      <w:r>
+        <w:rPr>
+          <w:rFonts w:ascii="Arial" w:eastAsia="Arial" w:hAnsi="Arial" w:cs="Arial"/>
+          <w:sz w:val="22"/>
+          <w:szCs w:val="22"/>
+        </w:rPr>
+        <w:t>nomor_sk_pokja</w:t>
+      </w:r>
+      <w:proofErr w:type="spellEnd"/>
+      <w:r>
+        <w:rPr>
+          <w:rFonts w:ascii="Arial" w:eastAsia="Arial" w:hAnsi="Arial" w:cs="Arial"/>
+          <w:sz w:val="22"/>
+          <w:szCs w:val="22"/>
+        </w:rPr>
+        <w:t>}</w:t>
       </w:r>
       <w:r>
         <w:rPr>
@@ -2782,7 +3103,25 @@
           <w:sz w:val="22"/>
           <w:szCs w:val="22"/>
         </w:rPr>
-        <w:t>{tanggal_sk_pokja}</w:t>
+        <w:t>{</w:t>
+      </w:r>
+      <w:proofErr w:type="spellStart"/>
+      <w:r>
+        <w:rPr>
+          <w:rFonts w:ascii="Arial" w:eastAsia="Arial" w:hAnsi="Arial" w:cs="Arial"/>
+          <w:sz w:val="22"/>
+          <w:szCs w:val="22"/>
+        </w:rPr>
+        <w:t>tanggal_sk_pokja</w:t>
+      </w:r>
+      <w:proofErr w:type="spellEnd"/>
+      <w:r>
+        <w:rPr>
+          <w:rFonts w:ascii="Arial" w:eastAsia="Arial" w:hAnsi="Arial" w:cs="Arial"/>
+          <w:sz w:val="22"/>
+          <w:szCs w:val="22"/>
+        </w:rPr>
+        <w:t>}</w:t>
       </w:r>
       <w:r>
         <w:rPr>
@@ -3039,8 +3378,9 @@
           <w:sz w:val="22"/>
           <w:szCs w:val="22"/>
         </w:rPr>
-        <w:t>{kode_pokja}</w:t>
-      </w:r>
+        <w:t>{</w:t>
+      </w:r>
+      <w:proofErr w:type="spellStart"/>
       <w:r>
         <w:rPr>
           <w:rFonts w:ascii="Arial" w:eastAsia="Arial" w:hAnsi="Arial" w:cs="Arial"/>
@@ -3048,6 +3388,25 @@
           <w:sz w:val="22"/>
           <w:szCs w:val="22"/>
         </w:rPr>
+        <w:t>kode_pokja</w:t>
+      </w:r>
+      <w:proofErr w:type="spellEnd"/>
+      <w:r>
+        <w:rPr>
+          <w:rFonts w:ascii="Arial" w:eastAsia="Arial" w:hAnsi="Arial" w:cs="Arial"/>
+          <w:spacing w:val="-2"/>
+          <w:sz w:val="22"/>
+          <w:szCs w:val="22"/>
+        </w:rPr>
+        <w:t>}</w:t>
+      </w:r>
+      <w:r>
+        <w:rPr>
+          <w:rFonts w:ascii="Arial" w:eastAsia="Arial" w:hAnsi="Arial" w:cs="Arial"/>
+          <w:spacing w:val="-2"/>
+          <w:sz w:val="22"/>
+          <w:szCs w:val="22"/>
+        </w:rPr>
         <w:t xml:space="preserve"> BP2JK Wilayah Kalimantan Selatan Kementerian Pekerjaan Umum Tahun Anggaran </w:t>
       </w:r>
       <w:r>
@@ -3057,7 +3416,27 @@
           <w:sz w:val="22"/>
           <w:szCs w:val="22"/>
         </w:rPr>
-        <w:t>{tahun_anggaran}</w:t>
+        <w:t>{</w:t>
+      </w:r>
+      <w:proofErr w:type="spellStart"/>
+      <w:r>
+        <w:rPr>
+          <w:rFonts w:ascii="Arial" w:eastAsia="Arial" w:hAnsi="Arial" w:cs="Arial"/>
+          <w:spacing w:val="-2"/>
+          <w:sz w:val="22"/>
+          <w:szCs w:val="22"/>
+        </w:rPr>
+        <w:t>tahun_anggaran</w:t>
+      </w:r>
+      <w:proofErr w:type="spellEnd"/>
+      <w:r>
+        <w:rPr>
+          <w:rFonts w:ascii="Arial" w:eastAsia="Arial" w:hAnsi="Arial" w:cs="Arial"/>
+          <w:spacing w:val="-2"/>
+          <w:sz w:val="22"/>
+          <w:szCs w:val="22"/>
+        </w:rPr>
+        <w:t>}</w:t>
       </w:r>
       <w:r>
         <w:rPr>
@@ -3319,7 +3698,16 @@
           <w:sz w:val="22"/>
           <w:szCs w:val="22"/>
         </w:rPr>
-        <w:t>{nomor_sk_</w:t>
+        <w:t>{</w:t>
+      </w:r>
+      <w:proofErr w:type="spellStart"/>
+      <w:r>
+        <w:rPr>
+          <w:rFonts w:ascii="Arial" w:eastAsia="Arial" w:hAnsi="Arial" w:cs="Arial"/>
+          <w:sz w:val="22"/>
+          <w:szCs w:val="22"/>
+        </w:rPr>
+        <w:t>nomor_sk_</w:t>
       </w:r>
       <w:r>
         <w:rPr>
@@ -3329,6 +3717,7 @@
         </w:rPr>
         <w:t>timlak</w:t>
       </w:r>
+      <w:proofErr w:type="spellEnd"/>
       <w:r>
         <w:rPr>
           <w:rFonts w:ascii="Arial" w:eastAsia="Arial" w:hAnsi="Arial" w:cs="Arial"/>
@@ -3404,7 +3793,25 @@
           <w:sz w:val="22"/>
           <w:szCs w:val="22"/>
         </w:rPr>
-        <w:t xml:space="preserve">{tanggal_sk_timlak} </w:t>
+        <w:t>{</w:t>
+      </w:r>
+      <w:proofErr w:type="spellStart"/>
+      <w:r>
+        <w:rPr>
+          <w:rFonts w:ascii="Arial" w:eastAsia="Arial" w:hAnsi="Arial" w:cs="Arial"/>
+          <w:sz w:val="22"/>
+          <w:szCs w:val="22"/>
+        </w:rPr>
+        <w:t>tanggal_sk_timlak</w:t>
+      </w:r>
+      <w:proofErr w:type="spellEnd"/>
+      <w:r>
+        <w:rPr>
+          <w:rFonts w:ascii="Arial" w:eastAsia="Arial" w:hAnsi="Arial" w:cs="Arial"/>
+          <w:sz w:val="22"/>
+          <w:szCs w:val="22"/>
+        </w:rPr>
+        <w:t xml:space="preserve">} </w:t>
       </w:r>
       <w:r>
         <w:rPr>
@@ -3537,8 +3944,9 @@
           <w:sz w:val="22"/>
           <w:szCs w:val="22"/>
         </w:rPr>
-        <w:t>{kode_pokja}</w:t>
-      </w:r>
+        <w:t>{</w:t>
+      </w:r>
+      <w:proofErr w:type="spellStart"/>
       <w:r>
         <w:rPr>
           <w:rFonts w:ascii="Arial" w:eastAsia="Arial" w:hAnsi="Arial" w:cs="Arial"/>
@@ -3546,8 +3954,28 @@
           <w:sz w:val="22"/>
           <w:szCs w:val="22"/>
         </w:rPr>
+        <w:t>kode_pokja</w:t>
+      </w:r>
+      <w:proofErr w:type="spellEnd"/>
+      <w:r>
+        <w:rPr>
+          <w:rFonts w:ascii="Arial" w:eastAsia="Arial" w:hAnsi="Arial" w:cs="Arial"/>
+          <w:spacing w:val="3"/>
+          <w:sz w:val="22"/>
+          <w:szCs w:val="22"/>
+        </w:rPr>
+        <w:t>}</w:t>
+      </w:r>
+      <w:r>
+        <w:rPr>
+          <w:rFonts w:ascii="Arial" w:eastAsia="Arial" w:hAnsi="Arial" w:cs="Arial"/>
+          <w:spacing w:val="3"/>
+          <w:sz w:val="22"/>
+          <w:szCs w:val="22"/>
+        </w:rPr>
         <w:t xml:space="preserve"> BP2JK Wilayah </w:t>
       </w:r>
+      <w:proofErr w:type="spellStart"/>
       <w:r>
         <w:rPr>
           <w:rFonts w:ascii="Arial" w:eastAsia="Arial" w:hAnsi="Arial" w:cs="Arial"/>
@@ -3555,8 +3983,9 @@
           <w:sz w:val="22"/>
           <w:szCs w:val="22"/>
         </w:rPr>
-        <w:t xml:space="preserve">Wilayah Kalimantan Selatan Kementerian Pekerjaan Umum Tahun Anggaran </w:t>
-      </w:r>
+        <w:t>Wilayah</w:t>
+      </w:r>
+      <w:proofErr w:type="spellEnd"/>
       <w:r>
         <w:rPr>
           <w:rFonts w:ascii="Arial" w:eastAsia="Arial" w:hAnsi="Arial" w:cs="Arial"/>
@@ -3564,7 +3993,36 @@
           <w:sz w:val="22"/>
           <w:szCs w:val="22"/>
         </w:rPr>
-        <w:t>{tahun_anggaran}</w:t>
+        <w:t xml:space="preserve"> Kalimantan Selatan Kementerian Pekerjaan Umum Tahun Anggaran </w:t>
+      </w:r>
+      <w:r>
+        <w:rPr>
+          <w:rFonts w:ascii="Arial" w:eastAsia="Arial" w:hAnsi="Arial" w:cs="Arial"/>
+          <w:spacing w:val="-2"/>
+          <w:sz w:val="22"/>
+          <w:szCs w:val="22"/>
+        </w:rPr>
+        <w:t>{</w:t>
+      </w:r>
+      <w:proofErr w:type="spellStart"/>
+      <w:r>
+        <w:rPr>
+          <w:rFonts w:ascii="Arial" w:eastAsia="Arial" w:hAnsi="Arial" w:cs="Arial"/>
+          <w:spacing w:val="-2"/>
+          <w:sz w:val="22"/>
+          <w:szCs w:val="22"/>
+        </w:rPr>
+        <w:t>tahun_anggaran</w:t>
+      </w:r>
+      <w:proofErr w:type="spellEnd"/>
+      <w:r>
+        <w:rPr>
+          <w:rFonts w:ascii="Arial" w:eastAsia="Arial" w:hAnsi="Arial" w:cs="Arial"/>
+          <w:spacing w:val="-2"/>
+          <w:sz w:val="22"/>
+          <w:szCs w:val="22"/>
+        </w:rPr>
+        <w:t>}</w:t>
       </w:r>
       <w:r>
         <w:rPr>
@@ -3607,15 +4065,51 @@
           <w:sz w:val="22"/>
           <w:szCs w:val="22"/>
         </w:rPr>
-        <w:t xml:space="preserve">Undangan Rapat Pembahasan Reviu Dokumen Persiapan Pengadaan dan Penyiapan Dokumen Pemilihan Nomor </w:t>
-      </w:r>
-      <w:r>
-        <w:rPr>
-          <w:rFonts w:ascii="Arial" w:eastAsia="Arial" w:hAnsi="Arial" w:cs="Arial"/>
-          <w:sz w:val="22"/>
-          <w:szCs w:val="22"/>
-        </w:rPr>
-        <w:t>{nomor_undangan_rapat}</w:t>
+        <w:t xml:space="preserve">Undangan Rapat Pembahasan </w:t>
+      </w:r>
+      <w:proofErr w:type="spellStart"/>
+      <w:r>
+        <w:rPr>
+          <w:rFonts w:ascii="Arial" w:eastAsia="Arial" w:hAnsi="Arial" w:cs="Arial"/>
+          <w:sz w:val="22"/>
+          <w:szCs w:val="22"/>
+        </w:rPr>
+        <w:t>Reviu</w:t>
+      </w:r>
+      <w:proofErr w:type="spellEnd"/>
+      <w:r>
+        <w:rPr>
+          <w:rFonts w:ascii="Arial" w:eastAsia="Arial" w:hAnsi="Arial" w:cs="Arial"/>
+          <w:sz w:val="22"/>
+          <w:szCs w:val="22"/>
+        </w:rPr>
+        <w:t xml:space="preserve"> Dokumen Persiapan Pengadaan dan Penyiapan Dokumen Pemilihan Nomor </w:t>
+      </w:r>
+      <w:r>
+        <w:rPr>
+          <w:rFonts w:ascii="Arial" w:eastAsia="Arial" w:hAnsi="Arial" w:cs="Arial"/>
+          <w:sz w:val="22"/>
+          <w:szCs w:val="22"/>
+        </w:rPr>
+        <w:t>{</w:t>
+      </w:r>
+      <w:proofErr w:type="spellStart"/>
+      <w:r>
+        <w:rPr>
+          <w:rFonts w:ascii="Arial" w:eastAsia="Arial" w:hAnsi="Arial" w:cs="Arial"/>
+          <w:sz w:val="22"/>
+          <w:szCs w:val="22"/>
+        </w:rPr>
+        <w:t>nomor_undangan_rapat</w:t>
+      </w:r>
+      <w:proofErr w:type="spellEnd"/>
+      <w:r>
+        <w:rPr>
+          <w:rFonts w:ascii="Arial" w:eastAsia="Arial" w:hAnsi="Arial" w:cs="Arial"/>
+          <w:sz w:val="22"/>
+          <w:szCs w:val="22"/>
+        </w:rPr>
+        <w:t>}</w:t>
       </w:r>
       <w:r>
         <w:rPr>
@@ -3633,6 +4127,7 @@
         </w:rPr>
         <w:t>{</w:t>
       </w:r>
+      <w:proofErr w:type="spellStart"/>
       <w:r>
         <w:rPr>
           <w:rFonts w:ascii="Arial" w:eastAsia="Arial" w:hAnsi="Arial" w:cs="Arial"/>
@@ -3669,6 +4164,7 @@
         </w:rPr>
         <w:t>reviu</w:t>
       </w:r>
+      <w:proofErr w:type="spellEnd"/>
       <w:r>
         <w:rPr>
           <w:rFonts w:ascii="Arial" w:eastAsia="Arial" w:hAnsi="Arial" w:cs="Arial"/>
@@ -3725,6 +4221,7 @@
         </w:rPr>
         <w:t xml:space="preserve">Batasan dan Ruang Lingkup </w:t>
       </w:r>
+      <w:proofErr w:type="spellStart"/>
       <w:r>
         <w:rPr>
           <w:rFonts w:ascii="Arial" w:eastAsia="Arial" w:hAnsi="Arial" w:cs="Arial"/>
@@ -3735,6 +4232,7 @@
         </w:rPr>
         <w:t>Reviu</w:t>
       </w:r>
+      <w:proofErr w:type="spellEnd"/>
       <w:r>
         <w:rPr>
           <w:rFonts w:ascii="Arial" w:eastAsia="Arial" w:hAnsi="Arial" w:cs="Arial"/>
@@ -4417,7 +4915,27 @@
           <w:highlight w:val="yellow"/>
         </w:rPr>
         <w:lastRenderedPageBreak/>
-        <w:t>Hasil Reviu Dokumen</w:t>
+        <w:t xml:space="preserve">Hasil </w:t>
+      </w:r>
+      <w:proofErr w:type="spellStart"/>
+      <w:r>
+        <w:rPr>
+          <w:rFonts w:ascii="Arial" w:hAnsi="Arial" w:cs="Arial"/>
+          <w:b/>
+          <w:bCs/>
+          <w:highlight w:val="yellow"/>
+        </w:rPr>
+        <w:t>Reviu</w:t>
+      </w:r>
+      <w:proofErr w:type="spellEnd"/>
+      <w:r>
+        <w:rPr>
+          <w:rFonts w:ascii="Arial" w:hAnsi="Arial" w:cs="Arial"/>
+          <w:b/>
+          <w:bCs/>
+          <w:highlight w:val="yellow"/>
+        </w:rPr>
+        <w:t xml:space="preserve"> Dokumen</w:t>
       </w:r>
       <w:r>
         <w:rPr>
@@ -4873,8 +5391,19 @@
                 <w:bCs/>
                 <w:highlight w:val="yellow"/>
               </w:rPr>
-              <w:t>Pengumuman Pemilihan dengan Pascakualifikasi</w:t>
-            </w:r>
+              <w:t xml:space="preserve">Pengumuman Pemilihan dengan </w:t>
+            </w:r>
+            <w:proofErr w:type="spellStart"/>
+            <w:r>
+              <w:rPr>
+                <w:rFonts w:ascii="Arial" w:hAnsi="Arial" w:cs="Arial"/>
+                <w:b/>
+                <w:bCs/>
+                <w:highlight w:val="yellow"/>
+              </w:rPr>
+              <w:t>Pascakualifikasi</w:t>
+            </w:r>
+            <w:proofErr w:type="spellEnd"/>
           </w:p>
         </w:tc>
         <w:tc>
@@ -5164,6 +5693,7 @@
               </w:rPr>
               <w:t xml:space="preserve">Lembar Data </w:t>
             </w:r>
+            <w:proofErr w:type="spellStart"/>
             <w:r>
               <w:rPr>
                 <w:rFonts w:ascii="Arial" w:hAnsi="Arial" w:cs="Arial"/>
@@ -5174,6 +5704,7 @@
               </w:rPr>
               <w:t>Kualifikasi</w:t>
             </w:r>
+            <w:proofErr w:type="spellEnd"/>
             <w:r>
               <w:rPr>
                 <w:rFonts w:ascii="Arial" w:hAnsi="Arial" w:cs="Arial"/>
@@ -5651,7 +6182,47 @@
                 <w:bCs/>
                 <w:highlight w:val="yellow"/>
               </w:rPr>
-              <w:t>Jl. Yos Sudarso No. 37A Gedung Balai Jasa Konstruksi Wilayah V Banjarmasin Lt. 2 70119</w:t>
+              <w:t xml:space="preserve">Jl. Yos </w:t>
+            </w:r>
+            <w:proofErr w:type="spellStart"/>
+            <w:r>
+              <w:rPr>
+                <w:rFonts w:ascii="Bookman Old Style" w:eastAsia="Basic" w:hAnsi="Bookman Old Style" w:cs="Basic"/>
+                <w:b/>
+                <w:bCs/>
+                <w:highlight w:val="yellow"/>
+              </w:rPr>
+              <w:t>Sudarso</w:t>
+            </w:r>
+            <w:proofErr w:type="spellEnd"/>
+            <w:r>
+              <w:rPr>
+                <w:rFonts w:ascii="Bookman Old Style" w:eastAsia="Basic" w:hAnsi="Bookman Old Style" w:cs="Basic"/>
+                <w:b/>
+                <w:bCs/>
+                <w:highlight w:val="yellow"/>
+              </w:rPr>
+              <w:t xml:space="preserve"> No. 37A Gedung Balai Jasa Konstruksi Wilayah V Banjarmasin </w:t>
+            </w:r>
+            <w:proofErr w:type="spellStart"/>
+            <w:r>
+              <w:rPr>
+                <w:rFonts w:ascii="Bookman Old Style" w:eastAsia="Basic" w:hAnsi="Bookman Old Style" w:cs="Basic"/>
+                <w:b/>
+                <w:bCs/>
+                <w:highlight w:val="yellow"/>
+              </w:rPr>
+              <w:t>Lt</w:t>
+            </w:r>
+            <w:proofErr w:type="spellEnd"/>
+            <w:r>
+              <w:rPr>
+                <w:rFonts w:ascii="Bookman Old Style" w:eastAsia="Basic" w:hAnsi="Bookman Old Style" w:cs="Basic"/>
+                <w:b/>
+                <w:bCs/>
+                <w:highlight w:val="yellow"/>
+              </w:rPr>
+              <w:t>. 2 70119</w:t>
             </w:r>
           </w:p>
           <w:p>
@@ -5689,6 +6260,7 @@
                 <w:u w:val="single"/>
               </w:rPr>
             </w:pPr>
+            <w:proofErr w:type="spellStart"/>
             <w:r>
               <w:rPr>
                 <w:rFonts w:ascii="Bookman Old Style" w:eastAsia="Basic" w:hAnsi="Bookman Old Style" w:cs="Basic"/>
@@ -5697,6 +6269,7 @@
               </w:rPr>
               <w:t>Website</w:t>
             </w:r>
+            <w:proofErr w:type="spellEnd"/>
             <w:r>
               <w:rPr>
                 <w:rFonts w:ascii="Bookman Old Style" w:eastAsia="Basic" w:hAnsi="Bookman Old Style" w:cs="Basic"/>
@@ -6033,7 +6606,27 @@
                 <w:highlight w:val="yellow"/>
               </w:rPr>
               <w:lastRenderedPageBreak/>
-              <w:t>maka tender/tender cepat/mini kompetisi/seleksi/RO dibatalkan dan peserta tender tidak mendapatkan ganti rugi dalam bentuk apapun.</w:t>
+              <w:t xml:space="preserve">maka tender/tender cepat/mini kompetisi/seleksi/RO dibatalkan dan peserta tender tidak mendapatkan ganti rugi dalam bentuk </w:t>
+            </w:r>
+            <w:proofErr w:type="spellStart"/>
+            <w:r>
+              <w:rPr>
+                <w:rFonts w:ascii="Bookman Old Style" w:eastAsia="Basic" w:hAnsi="Bookman Old Style" w:cs="Basic"/>
+                <w:b/>
+                <w:bCs/>
+                <w:highlight w:val="yellow"/>
+              </w:rPr>
+              <w:t>apapun</w:t>
+            </w:r>
+            <w:proofErr w:type="spellEnd"/>
+            <w:r>
+              <w:rPr>
+                <w:rFonts w:ascii="Bookman Old Style" w:eastAsia="Basic" w:hAnsi="Bookman Old Style" w:cs="Basic"/>
+                <w:b/>
+                <w:bCs/>
+                <w:highlight w:val="yellow"/>
+              </w:rPr>
+              <w:t>.</w:t>
             </w:r>
           </w:p>
           <w:p>
@@ -6054,7 +6647,27 @@
                 <w:bCs/>
                 <w:highlight w:val="yellow"/>
               </w:rPr>
-              <w:t>Alokasi DIPA masih dalam proses. Apabila alokasi DIPA untuk paket tersebut tidak tersedia dalam dokumen anggaran, maka tender/tender cepat/mini kompetisi/seleksi/RO dapat dibatalkan dan peserta tender tidak mendapatkan ganti rugi dalam bentuk apapun.</w:t>
+              <w:t xml:space="preserve">Alokasi DIPA masih dalam proses. Apabila alokasi DIPA untuk paket tersebut tidak tersedia dalam dokumen anggaran, maka tender/tender cepat/mini kompetisi/seleksi/RO dapat dibatalkan dan peserta tender tidak mendapatkan ganti rugi dalam bentuk </w:t>
+            </w:r>
+            <w:proofErr w:type="spellStart"/>
+            <w:r>
+              <w:rPr>
+                <w:rFonts w:ascii="Bookman Old Style" w:eastAsia="Basic" w:hAnsi="Bookman Old Style" w:cs="Basic"/>
+                <w:b/>
+                <w:bCs/>
+                <w:highlight w:val="yellow"/>
+              </w:rPr>
+              <w:t>apapun</w:t>
+            </w:r>
+            <w:proofErr w:type="spellEnd"/>
+            <w:r>
+              <w:rPr>
+                <w:rFonts w:ascii="Bookman Old Style" w:eastAsia="Basic" w:hAnsi="Bookman Old Style" w:cs="Basic"/>
+                <w:b/>
+                <w:bCs/>
+                <w:highlight w:val="yellow"/>
+              </w:rPr>
+              <w:t>.</w:t>
             </w:r>
           </w:p>
           <w:p>
@@ -6473,7 +7086,27 @@
                 <w:bCs/>
                 <w:highlight w:val="yellow"/>
               </w:rPr>
-              <w:t>Rp5.801.507.000,00 (lima miliar delapan ratus satu juta lima ratus tujuh ribu rupiah), dengan rincian:</w:t>
+              <w:t xml:space="preserve">Rp5.801.507.000,00 (lima miliar delapan ratus satu juta lima ratus tujuh ribu rupiah), dengan </w:t>
+            </w:r>
+            <w:proofErr w:type="spellStart"/>
+            <w:r>
+              <w:rPr>
+                <w:rFonts w:ascii="Bookman Old Style" w:eastAsia="Basic" w:hAnsi="Bookman Old Style" w:cs="Basic"/>
+                <w:b/>
+                <w:bCs/>
+                <w:highlight w:val="yellow"/>
+              </w:rPr>
+              <w:t>rincian</w:t>
+            </w:r>
+            <w:proofErr w:type="spellEnd"/>
+            <w:r>
+              <w:rPr>
+                <w:rFonts w:ascii="Bookman Old Style" w:eastAsia="Basic" w:hAnsi="Bookman Old Style" w:cs="Basic"/>
+                <w:b/>
+                <w:bCs/>
+                <w:highlight w:val="yellow"/>
+              </w:rPr>
+              <w:t>:</w:t>
             </w:r>
           </w:p>
           <w:p>
@@ -6657,7 +7290,23 @@
                 <w:highlight w:val="yellow"/>
               </w:rPr>
               <w:lastRenderedPageBreak/>
-              <w:t>Dasar pembuatan remunerasi yang digunakan mengacu pada Keputusan Menteri Pekerjaan Umum Nomor 33/KPTS/M/2025 tentang Besaran Remunerasi Minimal Tenaga Kerja Konstruksi pada Jenjang Jabatan Ahli untuk Layanan Jasa Konsultansi Konstruksi pada tanggal 14 Januari 2025.</w:t>
+              <w:t xml:space="preserve">Dasar pembuatan remunerasi yang digunakan mengacu pada Keputusan Menteri Pekerjaan Umum Nomor 33/KPTS/M/2025 tentang Besaran Remunerasi Minimal Tenaga Kerja Konstruksi pada Jenjang Jabatan Ahli untuk Layanan Jasa </w:t>
+            </w:r>
+            <w:proofErr w:type="spellStart"/>
+            <w:r>
+              <w:rPr>
+                <w:rFonts w:ascii="Bookman Old Style" w:eastAsia="Basic" w:hAnsi="Bookman Old Style" w:cs="Basic"/>
+                <w:highlight w:val="yellow"/>
+              </w:rPr>
+              <w:t>Konsultansi</w:t>
+            </w:r>
+            <w:proofErr w:type="spellEnd"/>
+            <w:r>
+              <w:rPr>
+                <w:rFonts w:ascii="Bookman Old Style" w:eastAsia="Basic" w:hAnsi="Bookman Old Style" w:cs="Basic"/>
+                <w:highlight w:val="yellow"/>
+              </w:rPr>
+              <w:t xml:space="preserve"> Konstruksi pada tanggal 14 Januari 2025.</w:t>
             </w:r>
           </w:p>
           <w:p>
@@ -6752,7 +7401,25 @@
                 <w:i/>
                 <w:highlight w:val="yellow"/>
               </w:rPr>
-              <w:t xml:space="preserve"> ganti rugi dalam bentuk apapun)</w:t>
+              <w:t xml:space="preserve"> ganti rugi dalam bentuk </w:t>
+            </w:r>
+            <w:proofErr w:type="spellStart"/>
+            <w:r>
+              <w:rPr>
+                <w:rFonts w:ascii="Bookman Old Style" w:eastAsia="Basic" w:hAnsi="Bookman Old Style" w:cs="Basic"/>
+                <w:i/>
+                <w:highlight w:val="yellow"/>
+              </w:rPr>
+              <w:t>apapun</w:t>
+            </w:r>
+            <w:proofErr w:type="spellEnd"/>
+            <w:r>
+              <w:rPr>
+                <w:rFonts w:ascii="Bookman Old Style" w:eastAsia="Basic" w:hAnsi="Bookman Old Style" w:cs="Basic"/>
+                <w:i/>
+                <w:highlight w:val="yellow"/>
+              </w:rPr>
+              <w:t>)</w:t>
             </w:r>
           </w:p>
           <w:p>
@@ -6997,7 +7664,23 @@
                 <w:rFonts w:ascii="Bookman Old Style" w:eastAsia="Basic" w:hAnsi="Bookman Old Style" w:cs="Basic"/>
                 <w:highlight w:val="yellow"/>
               </w:rPr>
-              <w:t xml:space="preserve"> perusahaan dalam 1 (satu) kerjasama operasi;</w:t>
+              <w:t xml:space="preserve"> perusahaan dalam 1 (satu) </w:t>
+            </w:r>
+            <w:proofErr w:type="spellStart"/>
+            <w:r>
+              <w:rPr>
+                <w:rFonts w:ascii="Bookman Old Style" w:eastAsia="Basic" w:hAnsi="Bookman Old Style" w:cs="Basic"/>
+                <w:highlight w:val="yellow"/>
+              </w:rPr>
+              <w:t>kerjasama</w:t>
+            </w:r>
+            <w:proofErr w:type="spellEnd"/>
+            <w:r>
+              <w:rPr>
+                <w:rFonts w:ascii="Bookman Old Style" w:eastAsia="Basic" w:hAnsi="Bookman Old Style" w:cs="Basic"/>
+                <w:highlight w:val="yellow"/>
+              </w:rPr>
+              <w:t xml:space="preserve"> operasi;</w:t>
             </w:r>
             <w:r>
               <w:rPr>
@@ -7300,7 +7983,23 @@
                 <w:rFonts w:ascii="Bookman Old Style" w:eastAsia="Basic" w:hAnsi="Bookman Old Style" w:cs="Basic"/>
                 <w:highlight w:val="yellow"/>
               </w:rPr>
-              <w:t>Memiliki Nomor Induk Berusaha (NIB) dan Sertifikat Standar terverifikasi (untuk Badan Usaha yang memiliki SBU KBLI 2020);</w:t>
+              <w:t xml:space="preserve">Memiliki Nomor Induk Berusaha (NIB) dan Sertifikat Standar </w:t>
+            </w:r>
+            <w:proofErr w:type="spellStart"/>
+            <w:r>
+              <w:rPr>
+                <w:rFonts w:ascii="Bookman Old Style" w:eastAsia="Basic" w:hAnsi="Bookman Old Style" w:cs="Basic"/>
+                <w:highlight w:val="yellow"/>
+              </w:rPr>
+              <w:t>terverifikasi</w:t>
+            </w:r>
+            <w:proofErr w:type="spellEnd"/>
+            <w:r>
+              <w:rPr>
+                <w:rFonts w:ascii="Bookman Old Style" w:eastAsia="Basic" w:hAnsi="Bookman Old Style" w:cs="Basic"/>
+                <w:highlight w:val="yellow"/>
+              </w:rPr>
+              <w:t xml:space="preserve"> (untuk Badan Usaha yang memiliki SBU KBLI 2020);</w:t>
             </w:r>
           </w:p>
           <w:p>
@@ -7328,7 +8027,39 @@
                 <w:rFonts w:ascii="Bookman Old Style" w:eastAsia="Basic" w:hAnsi="Bookman Old Style" w:cs="Basic"/>
                 <w:highlight w:val="yellow"/>
               </w:rPr>
-              <w:t>dalam hal Sertifikat Standar sebagaimana dimaksud pada angka 1) belum terverifikasi, peserta menyampaikan NIB, Sertifikat Standar belum terverifikasi dan tangkapan layar laman OSS yang mencantumkan bahwa Sertifikat Standar sedang menunggu verifikasi; atau</w:t>
+              <w:t xml:space="preserve">dalam hal Sertifikat Standar sebagaimana dimaksud pada angka 1) belum </w:t>
+            </w:r>
+            <w:proofErr w:type="spellStart"/>
+            <w:r>
+              <w:rPr>
+                <w:rFonts w:ascii="Bookman Old Style" w:eastAsia="Basic" w:hAnsi="Bookman Old Style" w:cs="Basic"/>
+                <w:highlight w:val="yellow"/>
+              </w:rPr>
+              <w:t>terverifikasi</w:t>
+            </w:r>
+            <w:proofErr w:type="spellEnd"/>
+            <w:r>
+              <w:rPr>
+                <w:rFonts w:ascii="Bookman Old Style" w:eastAsia="Basic" w:hAnsi="Bookman Old Style" w:cs="Basic"/>
+                <w:highlight w:val="yellow"/>
+              </w:rPr>
+              <w:t xml:space="preserve">, peserta menyampaikan NIB, Sertifikat Standar belum </w:t>
+            </w:r>
+            <w:proofErr w:type="spellStart"/>
+            <w:r>
+              <w:rPr>
+                <w:rFonts w:ascii="Bookman Old Style" w:eastAsia="Basic" w:hAnsi="Bookman Old Style" w:cs="Basic"/>
+                <w:highlight w:val="yellow"/>
+              </w:rPr>
+              <w:t>terverifikasi</w:t>
+            </w:r>
+            <w:proofErr w:type="spellEnd"/>
+            <w:r>
+              <w:rPr>
+                <w:rFonts w:ascii="Bookman Old Style" w:eastAsia="Basic" w:hAnsi="Bookman Old Style" w:cs="Basic"/>
+                <w:highlight w:val="yellow"/>
+              </w:rPr>
+              <w:t xml:space="preserve"> dan tangkapan layar laman OSS yang mencantumkan bahwa Sertifikat Standar sedang menunggu verifikasi; atau</w:t>
             </w:r>
           </w:p>
           <w:p>
@@ -7434,12 +8165,21 @@
               </w:rPr>
               <w:t xml:space="preserve">serta disyaratkan </w:t>
             </w:r>
-            <w:r>
-              <w:rPr>
-                <w:rFonts w:ascii="Bookman Old Style" w:eastAsia="Basic" w:hAnsi="Bookman Old Style" w:cs="Basic"/>
-                <w:highlight w:val="yellow"/>
-              </w:rPr>
-              <w:t xml:space="preserve">subklasifikasi </w:t>
+            <w:proofErr w:type="spellStart"/>
+            <w:r>
+              <w:rPr>
+                <w:rFonts w:ascii="Bookman Old Style" w:eastAsia="Basic" w:hAnsi="Bookman Old Style" w:cs="Basic"/>
+                <w:highlight w:val="yellow"/>
+              </w:rPr>
+              <w:t>subklasifikasi</w:t>
+            </w:r>
+            <w:proofErr w:type="spellEnd"/>
+            <w:r>
+              <w:rPr>
+                <w:rFonts w:ascii="Bookman Old Style" w:eastAsia="Basic" w:hAnsi="Bookman Old Style" w:cs="Basic"/>
+                <w:highlight w:val="yellow"/>
+              </w:rPr>
+              <w:t xml:space="preserve"> </w:t>
             </w:r>
             <w:r>
               <w:rPr>
@@ -8049,7 +8789,25 @@
                 <w:color w:val="000000"/>
                 <w:highlight w:val="yellow"/>
               </w:rPr>
-              <w:t xml:space="preserve">pimpinan dan pengurus badan usaha bukan sebagai pegawai Kementerian/Lembaga/Perangkat Daerah atau sebagai pegawai Kementerian/Lembaga/Perangkat Daerah yang sedang mengambil cuti diluar tanggungan Negara; </w:t>
+              <w:t xml:space="preserve">pimpinan dan pengurus badan usaha bukan sebagai pegawai Kementerian/Lembaga/Perangkat Daerah atau sebagai pegawai Kementerian/Lembaga/Perangkat Daerah yang sedang mengambil cuti </w:t>
+            </w:r>
+            <w:proofErr w:type="spellStart"/>
+            <w:r>
+              <w:rPr>
+                <w:rFonts w:ascii="Bookman Old Style" w:eastAsia="Basic" w:hAnsi="Bookman Old Style" w:cs="Basic"/>
+                <w:color w:val="000000"/>
+                <w:highlight w:val="yellow"/>
+              </w:rPr>
+              <w:t>diluar</w:t>
+            </w:r>
+            <w:proofErr w:type="spellEnd"/>
+            <w:r>
+              <w:rPr>
+                <w:rFonts w:ascii="Bookman Old Style" w:eastAsia="Basic" w:hAnsi="Bookman Old Style" w:cs="Basic"/>
+                <w:color w:val="000000"/>
+                <w:highlight w:val="yellow"/>
+              </w:rPr>
+              <w:t xml:space="preserve"> tanggungan Negara; </w:t>
             </w:r>
           </w:p>
           <w:p>
@@ -8249,7 +9007,25 @@
                 <w:color w:val="000000"/>
                 <w:highlight w:val="yellow"/>
               </w:rPr>
-              <w:t>memiliki pengalaman paling kurang 1 (satu) pekerjaan jasa konsultansi konstruksi dalam kurun waktu 4 (empat) tahun terakhir, baik di lingkungan pemerintah atau swasta termasuk pengalaman subkontrak, kecuali bagi pelaku usaha kecil yang baru berdiri kurang dari 3 (tiga) tahun dan belum memiliki pengalaman;</w:t>
+              <w:t xml:space="preserve">memiliki pengalaman paling kurang 1 (satu) pekerjaan jasa </w:t>
+            </w:r>
+            <w:proofErr w:type="spellStart"/>
+            <w:r>
+              <w:rPr>
+                <w:rFonts w:ascii="Bookman Old Style" w:eastAsia="Basic" w:hAnsi="Bookman Old Style" w:cs="Basic"/>
+                <w:color w:val="000000"/>
+                <w:highlight w:val="yellow"/>
+              </w:rPr>
+              <w:t>konsultansi</w:t>
+            </w:r>
+            <w:proofErr w:type="spellEnd"/>
+            <w:r>
+              <w:rPr>
+                <w:rFonts w:ascii="Bookman Old Style" w:eastAsia="Basic" w:hAnsi="Bookman Old Style" w:cs="Basic"/>
+                <w:color w:val="000000"/>
+                <w:highlight w:val="yellow"/>
+              </w:rPr>
+              <w:t xml:space="preserve"> konstruksi dalam kurun waktu 4 (empat) tahun terakhir, baik di lingkungan pemerintah atau swasta termasuk pengalaman subkontrak, kecuali bagi pelaku usaha kecil yang baru berdiri kurang dari 3 (tiga) tahun dan belum memiliki pengalaman;</w:t>
             </w:r>
           </w:p>
           <w:p>
@@ -8339,7 +9115,29 @@
                 <w:color w:val="000000"/>
                 <w:highlight w:val="yellow"/>
               </w:rPr>
-              <w:t>[berdasarkan subklasifikasi]</w:t>
+              <w:t xml:space="preserve">[berdasarkan </w:t>
+            </w:r>
+            <w:proofErr w:type="spellStart"/>
+            <w:r>
+              <w:rPr>
+                <w:rFonts w:ascii="Bookman Old Style" w:eastAsia="Basic" w:hAnsi="Bookman Old Style" w:cs="Basic"/>
+                <w:i/>
+                <w:strike/>
+                <w:color w:val="000000"/>
+                <w:highlight w:val="yellow"/>
+              </w:rPr>
+              <w:t>subklasifikasi</w:t>
+            </w:r>
+            <w:proofErr w:type="spellEnd"/>
+            <w:r>
+              <w:rPr>
+                <w:rFonts w:ascii="Bookman Old Style" w:eastAsia="Basic" w:hAnsi="Bookman Old Style" w:cs="Basic"/>
+                <w:i/>
+                <w:strike/>
+                <w:color w:val="000000"/>
+                <w:highlight w:val="yellow"/>
+              </w:rPr>
+              <w:t>]</w:t>
             </w:r>
             <w:r>
               <w:rPr>
@@ -8400,7 +9198,139 @@
                 <w:highlight w:val="yellow"/>
               </w:rPr>
               <w:lastRenderedPageBreak/>
-              <w:t>sudah sesuai dengan final desain. Meliputi jasa yang diberikan di kantor maupun di lapangan seperti pengkajian shop drawings, kunjungan secara periodik kelapangan untuk mengukur progress dan kualitas pekerjaan, memberikan panduan kepada klient dan kontraktor dalam menginterpretasikan dokumen kontrak dan nasihat lain dalam hal teknikal selama proses kontruksi infrastruktur sipil transportasi</w:t>
+              <w:t xml:space="preserve">sudah sesuai dengan final desain. Meliputi jasa yang diberikan di kantor maupun di lapangan seperti pengkajian </w:t>
+            </w:r>
+            <w:proofErr w:type="spellStart"/>
+            <w:r>
+              <w:rPr>
+                <w:rFonts w:ascii="Bookman Old Style" w:eastAsia="Basic" w:hAnsi="Bookman Old Style" w:cs="Basic"/>
+                <w:b/>
+                <w:bCs/>
+                <w:color w:val="000000"/>
+                <w:highlight w:val="yellow"/>
+              </w:rPr>
+              <w:t>shop</w:t>
+            </w:r>
+            <w:proofErr w:type="spellEnd"/>
+            <w:r>
+              <w:rPr>
+                <w:rFonts w:ascii="Bookman Old Style" w:eastAsia="Basic" w:hAnsi="Bookman Old Style" w:cs="Basic"/>
+                <w:b/>
+                <w:bCs/>
+                <w:color w:val="000000"/>
+                <w:highlight w:val="yellow"/>
+              </w:rPr>
+              <w:t xml:space="preserve"> </w:t>
+            </w:r>
+            <w:proofErr w:type="spellStart"/>
+            <w:r>
+              <w:rPr>
+                <w:rFonts w:ascii="Bookman Old Style" w:eastAsia="Basic" w:hAnsi="Bookman Old Style" w:cs="Basic"/>
+                <w:b/>
+                <w:bCs/>
+                <w:color w:val="000000"/>
+                <w:highlight w:val="yellow"/>
+              </w:rPr>
+              <w:t>drawings</w:t>
+            </w:r>
+            <w:proofErr w:type="spellEnd"/>
+            <w:r>
+              <w:rPr>
+                <w:rFonts w:ascii="Bookman Old Style" w:eastAsia="Basic" w:hAnsi="Bookman Old Style" w:cs="Basic"/>
+                <w:b/>
+                <w:bCs/>
+                <w:color w:val="000000"/>
+                <w:highlight w:val="yellow"/>
+              </w:rPr>
+              <w:t xml:space="preserve">, kunjungan secara periodik kelapangan untuk mengukur </w:t>
+            </w:r>
+            <w:proofErr w:type="spellStart"/>
+            <w:r>
+              <w:rPr>
+                <w:rFonts w:ascii="Bookman Old Style" w:eastAsia="Basic" w:hAnsi="Bookman Old Style" w:cs="Basic"/>
+                <w:b/>
+                <w:bCs/>
+                <w:color w:val="000000"/>
+                <w:highlight w:val="yellow"/>
+              </w:rPr>
+              <w:t>progress</w:t>
+            </w:r>
+            <w:proofErr w:type="spellEnd"/>
+            <w:r>
+              <w:rPr>
+                <w:rFonts w:ascii="Bookman Old Style" w:eastAsia="Basic" w:hAnsi="Bookman Old Style" w:cs="Basic"/>
+                <w:b/>
+                <w:bCs/>
+                <w:color w:val="000000"/>
+                <w:highlight w:val="yellow"/>
+              </w:rPr>
+              <w:t xml:space="preserve"> dan kualitas pekerjaan, memberikan panduan kepada </w:t>
+            </w:r>
+            <w:proofErr w:type="spellStart"/>
+            <w:r>
+              <w:rPr>
+                <w:rFonts w:ascii="Bookman Old Style" w:eastAsia="Basic" w:hAnsi="Bookman Old Style" w:cs="Basic"/>
+                <w:b/>
+                <w:bCs/>
+                <w:color w:val="000000"/>
+                <w:highlight w:val="yellow"/>
+              </w:rPr>
+              <w:t>klient</w:t>
+            </w:r>
+            <w:proofErr w:type="spellEnd"/>
+            <w:r>
+              <w:rPr>
+                <w:rFonts w:ascii="Bookman Old Style" w:eastAsia="Basic" w:hAnsi="Bookman Old Style" w:cs="Basic"/>
+                <w:b/>
+                <w:bCs/>
+                <w:color w:val="000000"/>
+                <w:highlight w:val="yellow"/>
+              </w:rPr>
+              <w:t xml:space="preserve"> dan kontraktor dalam menginterpretasikan dokumen kontrak dan nasihat lain dalam hal </w:t>
+            </w:r>
+            <w:proofErr w:type="spellStart"/>
+            <w:r>
+              <w:rPr>
+                <w:rFonts w:ascii="Bookman Old Style" w:eastAsia="Basic" w:hAnsi="Bookman Old Style" w:cs="Basic"/>
+                <w:b/>
+                <w:bCs/>
+                <w:color w:val="000000"/>
+                <w:highlight w:val="yellow"/>
+              </w:rPr>
+              <w:t>teknikal</w:t>
+            </w:r>
+            <w:proofErr w:type="spellEnd"/>
+            <w:r>
+              <w:rPr>
+                <w:rFonts w:ascii="Bookman Old Style" w:eastAsia="Basic" w:hAnsi="Bookman Old Style" w:cs="Basic"/>
+                <w:b/>
+                <w:bCs/>
+                <w:color w:val="000000"/>
+                <w:highlight w:val="yellow"/>
+              </w:rPr>
+              <w:t xml:space="preserve"> selama proses </w:t>
+            </w:r>
+            <w:proofErr w:type="spellStart"/>
+            <w:r>
+              <w:rPr>
+                <w:rFonts w:ascii="Bookman Old Style" w:eastAsia="Basic" w:hAnsi="Bookman Old Style" w:cs="Basic"/>
+                <w:b/>
+                <w:bCs/>
+                <w:color w:val="000000"/>
+                <w:highlight w:val="yellow"/>
+              </w:rPr>
+              <w:t>kontruksi</w:t>
+            </w:r>
+            <w:proofErr w:type="spellEnd"/>
+            <w:r>
+              <w:rPr>
+                <w:rFonts w:ascii="Bookman Old Style" w:eastAsia="Basic" w:hAnsi="Bookman Old Style" w:cs="Basic"/>
+                <w:b/>
+                <w:bCs/>
+                <w:color w:val="000000"/>
+                <w:highlight w:val="yellow"/>
+              </w:rPr>
+              <w:t xml:space="preserve"> infrastruktur sipil transportasi</w:t>
             </w:r>
             <w:r>
               <w:rPr>
@@ -8862,6 +9792,7 @@
               </w:rPr>
               <w:t>Data kualifikasi yang diunggah (</w:t>
             </w:r>
+            <w:proofErr w:type="spellStart"/>
             <w:r>
               <w:rPr>
                 <w:rFonts w:ascii="Bookman Old Style" w:eastAsia="Basic" w:hAnsi="Bookman Old Style" w:cs="Basic"/>
@@ -8870,6 +9801,7 @@
               </w:rPr>
               <w:t>upload</w:t>
             </w:r>
+            <w:proofErr w:type="spellEnd"/>
             <w:r>
               <w:rPr>
                 <w:rFonts w:ascii="Bookman Old Style" w:eastAsia="Basic" w:hAnsi="Bookman Old Style" w:cs="Basic"/>
@@ -10095,7 +11027,29 @@
                       <w:iCs/>
                       <w:highlight w:val="yellow"/>
                     </w:rPr>
-                    <w:t xml:space="preserve">Pekerjaan di bidang Jasa Konsultansi Konstruksi paling kurang 1 (satu) pekerjaan dalam kurun waktu 4 (empat) tahun terakhir baik di lingkungan pemerintah maupun swasta, termasuk pengalaman subkontrak kecuali bagi Penyedia yang </w:t>
+                    <w:t xml:space="preserve">Pekerjaan di bidang Jasa </w:t>
+                  </w:r>
+                  <w:proofErr w:type="spellStart"/>
+                  <w:r>
+                    <w:rPr>
+                      <w:rFonts w:ascii="Bookman Old Style" w:eastAsia="Basic" w:hAnsi="Bookman Old Style" w:cs="Basic"/>
+                      <w:bCs/>
+                      <w:i/>
+                      <w:iCs/>
+                      <w:highlight w:val="yellow"/>
+                    </w:rPr>
+                    <w:t>Konsultansi</w:t>
+                  </w:r>
+                  <w:proofErr w:type="spellEnd"/>
+                  <w:r>
+                    <w:rPr>
+                      <w:rFonts w:ascii="Bookman Old Style" w:eastAsia="Basic" w:hAnsi="Bookman Old Style" w:cs="Basic"/>
+                      <w:bCs/>
+                      <w:i/>
+                      <w:iCs/>
+                      <w:highlight w:val="yellow"/>
+                    </w:rPr>
+                    <w:t xml:space="preserve"> Konstruksi paling kurang 1 (satu) pekerjaan dalam kurun waktu 4 (empat) tahun terakhir baik di lingkungan pemerintah maupun swasta, termasuk pengalaman subkontrak kecuali bagi Penyedia yang </w:t>
                   </w:r>
                   <w:r>
                     <w:rPr>
@@ -10385,7 +11339,31 @@
                       <w:strike/>
                       <w:highlight w:val="yellow"/>
                     </w:rPr>
-                    <w:t xml:space="preserve">untuk pekerjaan Usaha Kecil berdasarkan subklasifikasi; atau </w:t>
+                    <w:t xml:space="preserve">untuk pekerjaan Usaha Kecil berdasarkan </w:t>
+                  </w:r>
+                  <w:proofErr w:type="spellStart"/>
+                  <w:r>
+                    <w:rPr>
+                      <w:rFonts w:ascii="Bookman Old Style" w:eastAsia="Basic" w:hAnsi="Bookman Old Style" w:cs="Basic"/>
+                      <w:bCs/>
+                      <w:i/>
+                      <w:iCs/>
+                      <w:strike/>
+                      <w:highlight w:val="yellow"/>
+                    </w:rPr>
+                    <w:t>subklasifikasi</w:t>
+                  </w:r>
+                  <w:proofErr w:type="spellEnd"/>
+                  <w:r>
+                    <w:rPr>
+                      <w:rFonts w:ascii="Bookman Old Style" w:eastAsia="Basic" w:hAnsi="Bookman Old Style" w:cs="Basic"/>
+                      <w:bCs/>
+                      <w:i/>
+                      <w:iCs/>
+                      <w:strike/>
+                      <w:highlight w:val="yellow"/>
+                    </w:rPr>
+                    <w:t xml:space="preserve">; atau </w:t>
                   </w:r>
                 </w:p>
                 <w:p>
@@ -10415,7 +11393,29 @@
                       <w:iCs/>
                       <w:highlight w:val="yellow"/>
                     </w:rPr>
-                    <w:t>untuk pekerjaan Usaha Menengah atau Usaha Besar, pekerjaan sejenis berdasarkan subklasifikasi atau berdasarkan lingkup pekerjaan:</w:t>
+                    <w:t xml:space="preserve">untuk pekerjaan Usaha Menengah atau Usaha Besar, pekerjaan sejenis berdasarkan </w:t>
+                  </w:r>
+                  <w:proofErr w:type="spellStart"/>
+                  <w:r>
+                    <w:rPr>
+                      <w:rFonts w:ascii="Bookman Old Style" w:eastAsia="Basic" w:hAnsi="Bookman Old Style" w:cs="Basic"/>
+                      <w:bCs/>
+                      <w:i/>
+                      <w:iCs/>
+                      <w:highlight w:val="yellow"/>
+                    </w:rPr>
+                    <w:t>subklasifikasi</w:t>
+                  </w:r>
+                  <w:proofErr w:type="spellEnd"/>
+                  <w:r>
+                    <w:rPr>
+                      <w:rFonts w:ascii="Bookman Old Style" w:eastAsia="Basic" w:hAnsi="Bookman Old Style" w:cs="Basic"/>
+                      <w:bCs/>
+                      <w:i/>
+                      <w:iCs/>
+                      <w:highlight w:val="yellow"/>
+                    </w:rPr>
+                    <w:t xml:space="preserve"> atau berdasarkan lingkup pekerjaan:</w:t>
                   </w:r>
                 </w:p>
                 <w:p>
@@ -11215,6 +12215,112 @@
       <w:pPr>
         <w:spacing w:before="2" w:line="276" w:lineRule="auto"/>
         <w:ind w:right="74"/>
+        <w:jc w:val="both"/>
+        <w:rPr>
+          <w:rFonts w:ascii="Arial" w:eastAsia="Arial" w:hAnsi="Arial" w:cs="Arial"/>
+          <w:i/>
+          <w:iCs/>
+          <w:sz w:val="22"/>
+          <w:szCs w:val="22"/>
+        </w:rPr>
+      </w:pPr>
+      <w:r>
+        <w:rPr>
+          <w:rFonts w:ascii="Arial" w:eastAsia="Arial" w:hAnsi="Arial" w:cs="Arial"/>
+          <w:sz w:val="22"/>
+          <w:szCs w:val="22"/>
+        </w:rPr>
+        <w:t xml:space="preserve">Berdasarkan Rapat </w:t>
+      </w:r>
+      <w:proofErr w:type="spellStart"/>
+      <w:r>
+        <w:rPr>
+          <w:rFonts w:ascii="Arial" w:eastAsia="Arial" w:hAnsi="Arial" w:cs="Arial"/>
+          <w:sz w:val="22"/>
+          <w:szCs w:val="22"/>
+        </w:rPr>
+        <w:t>Reviu</w:t>
+      </w:r>
+      <w:proofErr w:type="spellEnd"/>
+      <w:r>
+        <w:rPr>
+          <w:rFonts w:ascii="Arial" w:eastAsia="Arial" w:hAnsi="Arial" w:cs="Arial"/>
+          <w:sz w:val="22"/>
+          <w:szCs w:val="22"/>
+        </w:rPr>
+        <w:t xml:space="preserve"> Dokumen </w:t>
+      </w:r>
+      <w:r>
+        <w:rPr>
+          <w:rFonts w:ascii="Arial" w:eastAsia="Arial" w:hAnsi="Arial" w:cs="Arial"/>
+          <w:sz w:val="22"/>
+          <w:szCs w:val="22"/>
+        </w:rPr>
+        <w:t>Kualifikasi</w:t>
+      </w:r>
+      <w:r>
+        <w:rPr>
+          <w:rFonts w:ascii="Arial" w:eastAsia="Arial" w:hAnsi="Arial" w:cs="Arial"/>
+          <w:sz w:val="22"/>
+          <w:szCs w:val="22"/>
+        </w:rPr>
+        <w:t xml:space="preserve"> yang telah dilakukan, Pokja Pemilihan, Tim Pelaksana, dan PPK </w:t>
+      </w:r>
+      <w:r>
+        <w:rPr>
+          <w:rFonts w:ascii="Arial" w:eastAsia="Arial" w:hAnsi="Arial" w:cs="Arial"/>
+          <w:b/>
+          <w:bCs/>
+          <w:sz w:val="22"/>
+          <w:szCs w:val="22"/>
+        </w:rPr>
+        <w:t>sepakat</w:t>
+      </w:r>
+      <w:r>
+        <w:rPr>
+          <w:rFonts w:ascii="Arial" w:eastAsia="Arial" w:hAnsi="Arial" w:cs="Arial"/>
+          <w:sz w:val="22"/>
+          <w:szCs w:val="22"/>
+        </w:rPr>
+        <w:t xml:space="preserve"> untuk </w:t>
+      </w:r>
+      <w:r>
+        <w:rPr>
+          <w:rFonts w:ascii="Arial" w:eastAsia="Arial" w:hAnsi="Arial" w:cs="Arial"/>
+          <w:sz w:val="22"/>
+          <w:szCs w:val="22"/>
+        </w:rPr>
+        <w:t>ditetapkan</w:t>
+      </w:r>
+      <w:r>
+        <w:rPr>
+          <w:rFonts w:ascii="Arial" w:eastAsia="Arial" w:hAnsi="Arial" w:cs="Arial"/>
+          <w:sz w:val="22"/>
+          <w:szCs w:val="22"/>
+        </w:rPr>
+        <w:t xml:space="preserve"> Dokumen </w:t>
+      </w:r>
+      <w:r>
+        <w:rPr>
+          <w:rFonts w:ascii="Arial" w:eastAsia="Arial" w:hAnsi="Arial" w:cs="Arial"/>
+          <w:sz w:val="22"/>
+          <w:szCs w:val="22"/>
+        </w:rPr>
+        <w:t>Kualifikasi</w:t>
+      </w:r>
+      <w:r>
+        <w:rPr>
+          <w:rFonts w:ascii="Arial" w:eastAsia="Arial" w:hAnsi="Arial" w:cs="Arial"/>
+          <w:sz w:val="22"/>
+          <w:szCs w:val="22"/>
+        </w:rPr>
+        <w:t>.</w:t>
+      </w:r>
+    </w:p>
+    <w:p>
+      <w:pPr>
+        <w:spacing w:before="2" w:line="276" w:lineRule="auto"/>
+        <w:ind w:right="74"/>
         <w:jc w:val="right"/>
         <w:rPr>
           <w:rFonts w:ascii="Arial" w:eastAsia="Arial" w:hAnsi="Arial" w:cs="Arial"/>
@@ -11376,7 +12482,25 @@
           <w:szCs w:val="22"/>
         </w:rPr>
         <w:lastRenderedPageBreak/>
-        <w:t xml:space="preserve">Demikian berita acara reviu dokumen </w:t>
+        <w:t xml:space="preserve">Demikian berita acara </w:t>
+      </w:r>
+      <w:proofErr w:type="spellStart"/>
+      <w:r>
+        <w:rPr>
+          <w:rFonts w:ascii="Arial" w:eastAsia="Arial" w:hAnsi="Arial" w:cs="Arial"/>
+          <w:sz w:val="22"/>
+          <w:szCs w:val="22"/>
+        </w:rPr>
+        <w:t>reviu</w:t>
+      </w:r>
+      <w:proofErr w:type="spellEnd"/>
+      <w:r>
+        <w:rPr>
+          <w:rFonts w:ascii="Arial" w:eastAsia="Arial" w:hAnsi="Arial" w:cs="Arial"/>
+          <w:sz w:val="22"/>
+          <w:szCs w:val="22"/>
+        </w:rPr>
+        <w:t xml:space="preserve"> dokumen </w:t>
       </w:r>
       <w:r>
         <w:rPr>
@@ -11443,7 +12567,29 @@
           <w:sz w:val="22"/>
           <w:szCs w:val="22"/>
         </w:rPr>
-        <w:t>{kode_pokja}</w:t>
+        <w:t>{</w:t>
+      </w:r>
+      <w:proofErr w:type="spellStart"/>
+      <w:r>
+        <w:rPr>
+          <w:rFonts w:ascii="Arial" w:eastAsia="Arial" w:hAnsi="Arial" w:cs="Arial"/>
+          <w:b/>
+          <w:bCs/>
+          <w:sz w:val="22"/>
+          <w:szCs w:val="22"/>
+        </w:rPr>
+        <w:t>kode_pokja</w:t>
+      </w:r>
+      <w:proofErr w:type="spellEnd"/>
+      <w:r>
+        <w:rPr>
+          <w:rFonts w:ascii="Arial" w:eastAsia="Arial" w:hAnsi="Arial" w:cs="Arial"/>
+          <w:b/>
+          <w:bCs/>
+          <w:sz w:val="22"/>
+          <w:szCs w:val="22"/>
+        </w:rPr>
+        <w:t>}</w:t>
       </w:r>
       <w:r>
         <w:rPr>
@@ -11512,7 +12658,29 @@
           <w:sz w:val="22"/>
           <w:szCs w:val="22"/>
         </w:rPr>
-        <w:t>{tahun_anggaran}</w:t>
+        <w:t>{</w:t>
+      </w:r>
+      <w:proofErr w:type="spellStart"/>
+      <w:r>
+        <w:rPr>
+          <w:rFonts w:ascii="Arial" w:eastAsia="Arial" w:hAnsi="Arial" w:cs="Arial"/>
+          <w:b/>
+          <w:bCs/>
+          <w:sz w:val="22"/>
+          <w:szCs w:val="22"/>
+        </w:rPr>
+        <w:t>tahun_anggaran</w:t>
+      </w:r>
+      <w:proofErr w:type="spellEnd"/>
+      <w:r>
+        <w:rPr>
+          <w:rFonts w:ascii="Arial" w:eastAsia="Arial" w:hAnsi="Arial" w:cs="Arial"/>
+          <w:b/>
+          <w:bCs/>
+          <w:sz w:val="22"/>
+          <w:szCs w:val="22"/>
+        </w:rPr>
+        <w:t>}</w:t>
       </w:r>
     </w:p>
     <w:p>
@@ -11572,6 +12740,7 @@
                 <w:szCs w:val="22"/>
               </w:rPr>
             </w:pPr>
+            <w:proofErr w:type="spellStart"/>
             <w:r>
               <w:rPr>
                 <w:rFonts w:ascii="Arial" w:hAnsi="Arial" w:cs="Arial"/>
@@ -11582,6 +12751,7 @@
               </w:rPr>
               <w:t>No</w:t>
             </w:r>
+            <w:proofErr w:type="spellEnd"/>
           </w:p>
         </w:tc>
         <w:tc>
@@ -11730,7 +12900,27 @@
                 <w:sz w:val="22"/>
                 <w:szCs w:val="22"/>
               </w:rPr>
-              <w:t>{ketua_timlak}</w:t>
+              <w:t>{</w:t>
+            </w:r>
+            <w:proofErr w:type="spellStart"/>
+            <w:r>
+              <w:rPr>
+                <w:rFonts w:ascii="Arial" w:eastAsia="Arial" w:hAnsi="Arial" w:cs="Arial"/>
+                <w:spacing w:val="2"/>
+                <w:sz w:val="22"/>
+                <w:szCs w:val="22"/>
+              </w:rPr>
+              <w:t>ketua_timlak</w:t>
+            </w:r>
+            <w:proofErr w:type="spellEnd"/>
+            <w:r>
+              <w:rPr>
+                <w:rFonts w:ascii="Arial" w:eastAsia="Arial" w:hAnsi="Arial" w:cs="Arial"/>
+                <w:spacing w:val="2"/>
+                <w:sz w:val="22"/>
+                <w:szCs w:val="22"/>
+              </w:rPr>
+              <w:t>}</w:t>
             </w:r>
           </w:p>
         </w:tc>
@@ -11843,7 +13033,27 @@
                 <w:sz w:val="22"/>
                 <w:szCs w:val="22"/>
               </w:rPr>
-              <w:t>{sekre_timlak}</w:t>
+              <w:t>{</w:t>
+            </w:r>
+            <w:proofErr w:type="spellStart"/>
+            <w:r>
+              <w:rPr>
+                <w:rFonts w:ascii="Arial" w:eastAsia="Arial" w:hAnsi="Arial" w:cs="Arial"/>
+                <w:spacing w:val="2"/>
+                <w:sz w:val="22"/>
+                <w:szCs w:val="22"/>
+              </w:rPr>
+              <w:t>sekre_timlak</w:t>
+            </w:r>
+            <w:proofErr w:type="spellEnd"/>
+            <w:r>
+              <w:rPr>
+                <w:rFonts w:ascii="Arial" w:eastAsia="Arial" w:hAnsi="Arial" w:cs="Arial"/>
+                <w:spacing w:val="2"/>
+                <w:sz w:val="22"/>
+                <w:szCs w:val="22"/>
+              </w:rPr>
+              <w:t>}</w:t>
             </w:r>
           </w:p>
         </w:tc>
@@ -11953,7 +13163,25 @@
                 <w:sz w:val="22"/>
                 <w:szCs w:val="22"/>
               </w:rPr>
-              <w:t>{anggota_timlak}</w:t>
+              <w:t>{</w:t>
+            </w:r>
+            <w:proofErr w:type="spellStart"/>
+            <w:r>
+              <w:rPr>
+                <w:rFonts w:ascii="Arial" w:eastAsia="Arial" w:hAnsi="Arial" w:cs="Arial"/>
+                <w:sz w:val="22"/>
+                <w:szCs w:val="22"/>
+              </w:rPr>
+              <w:t>anggota_timlak</w:t>
+            </w:r>
+            <w:proofErr w:type="spellEnd"/>
+            <w:r>
+              <w:rPr>
+                <w:rFonts w:ascii="Arial" w:eastAsia="Arial" w:hAnsi="Arial" w:cs="Arial"/>
+                <w:sz w:val="22"/>
+                <w:szCs w:val="22"/>
+              </w:rPr>
+              <w:t>}</w:t>
             </w:r>
           </w:p>
         </w:tc>
@@ -12067,8 +13295,9 @@
           <w:sz w:val="22"/>
           <w:szCs w:val="22"/>
         </w:rPr>
-        <w:t xml:space="preserve">{kode_pokja} </w:t>
-      </w:r>
+        <w:t>{</w:t>
+      </w:r>
+      <w:proofErr w:type="spellStart"/>
       <w:r>
         <w:rPr>
           <w:rFonts w:ascii="Arial" w:eastAsia="Arial" w:hAnsi="Arial" w:cs="Arial"/>
@@ -12076,10 +13305,10 @@
           <w:bCs/>
           <w:sz w:val="22"/>
           <w:szCs w:val="22"/>
-          <w:lang w:val="ms-MY"/>
-        </w:rPr>
-        <w:t xml:space="preserve">BP2JK WILAYAH KALIMANTAN SELATAN TAHUN ANGGARAN </w:t>
-      </w:r>
+        </w:rPr>
+        <w:t>kode_pokja</w:t>
+      </w:r>
+      <w:proofErr w:type="spellEnd"/>
       <w:r>
         <w:rPr>
           <w:rFonts w:ascii="Arial" w:eastAsia="Arial" w:hAnsi="Arial" w:cs="Arial"/>
@@ -12088,7 +13317,50 @@
           <w:sz w:val="22"/>
           <w:szCs w:val="22"/>
         </w:rPr>
-        <w:t>{tahun_anggaran}</w:t>
+        <w:t xml:space="preserve">} </w:t>
+      </w:r>
+      <w:r>
+        <w:rPr>
+          <w:rFonts w:ascii="Arial" w:eastAsia="Arial" w:hAnsi="Arial" w:cs="Arial"/>
+          <w:b/>
+          <w:bCs/>
+          <w:sz w:val="22"/>
+          <w:szCs w:val="22"/>
+          <w:lang w:val="ms-MY"/>
+        </w:rPr>
+        <w:t xml:space="preserve">BP2JK WILAYAH KALIMANTAN SELATAN TAHUN ANGGARAN </w:t>
+      </w:r>
+      <w:r>
+        <w:rPr>
+          <w:rFonts w:ascii="Arial" w:eastAsia="Arial" w:hAnsi="Arial" w:cs="Arial"/>
+          <w:b/>
+          <w:bCs/>
+          <w:sz w:val="22"/>
+          <w:szCs w:val="22"/>
+        </w:rPr>
+        <w:t>{</w:t>
+      </w:r>
+      <w:proofErr w:type="spellStart"/>
+      <w:r>
+        <w:rPr>
+          <w:rFonts w:ascii="Arial" w:eastAsia="Arial" w:hAnsi="Arial" w:cs="Arial"/>
+          <w:b/>
+          <w:bCs/>
+          <w:sz w:val="22"/>
+          <w:szCs w:val="22"/>
+        </w:rPr>
+        <w:t>tahun_anggaran</w:t>
+      </w:r>
+      <w:proofErr w:type="spellEnd"/>
+      <w:r>
+        <w:rPr>
+          <w:rFonts w:ascii="Arial" w:eastAsia="Arial" w:hAnsi="Arial" w:cs="Arial"/>
+          <w:b/>
+          <w:bCs/>
+          <w:sz w:val="22"/>
+          <w:szCs w:val="22"/>
+        </w:rPr>
+        <w:t>}</w:t>
       </w:r>
     </w:p>
     <w:p>
@@ -12151,6 +13423,7 @@
                 <w:szCs w:val="22"/>
               </w:rPr>
             </w:pPr>
+            <w:proofErr w:type="spellStart"/>
             <w:r>
               <w:rPr>
                 <w:rFonts w:ascii="Arial" w:hAnsi="Arial" w:cs="Arial"/>
@@ -12161,6 +13434,7 @@
               </w:rPr>
               <w:t>No</w:t>
             </w:r>
+            <w:proofErr w:type="spellEnd"/>
           </w:p>
         </w:tc>
         <w:tc>
@@ -12321,7 +13595,25 @@
                 <w:sz w:val="22"/>
                 <w:szCs w:val="22"/>
               </w:rPr>
-              <w:t>{ketua_pokja}</w:t>
+              <w:t>{</w:t>
+            </w:r>
+            <w:proofErr w:type="spellStart"/>
+            <w:r>
+              <w:rPr>
+                <w:rFonts w:ascii="Arial" w:hAnsi="Arial" w:cs="Arial"/>
+                <w:sz w:val="22"/>
+                <w:szCs w:val="22"/>
+              </w:rPr>
+              <w:t>ketua_pokja</w:t>
+            </w:r>
+            <w:proofErr w:type="spellEnd"/>
+            <w:r>
+              <w:rPr>
+                <w:rFonts w:ascii="Arial" w:hAnsi="Arial" w:cs="Arial"/>
+                <w:sz w:val="22"/>
+                <w:szCs w:val="22"/>
+              </w:rPr>
+              <w:t>}</w:t>
             </w:r>
           </w:p>
         </w:tc>
@@ -12437,7 +13729,25 @@
                 <w:sz w:val="22"/>
                 <w:szCs w:val="22"/>
               </w:rPr>
-              <w:t>{sekre_pokja}</w:t>
+              <w:t>{</w:t>
+            </w:r>
+            <w:proofErr w:type="spellStart"/>
+            <w:r>
+              <w:rPr>
+                <w:rFonts w:ascii="Arial" w:hAnsi="Arial" w:cs="Arial"/>
+                <w:sz w:val="22"/>
+                <w:szCs w:val="22"/>
+              </w:rPr>
+              <w:t>sekre_pokja</w:t>
+            </w:r>
+            <w:proofErr w:type="spellEnd"/>
+            <w:r>
+              <w:rPr>
+                <w:rFonts w:ascii="Arial" w:hAnsi="Arial" w:cs="Arial"/>
+                <w:sz w:val="22"/>
+                <w:szCs w:val="22"/>
+              </w:rPr>
+              <w:t>}</w:t>
             </w:r>
           </w:p>
         </w:tc>
@@ -12554,8 +13864,18 @@
                 <w:sz w:val="22"/>
                 <w:szCs w:val="22"/>
               </w:rPr>
-              <w:t>{anggota_pokja</w:t>
-            </w:r>
+              <w:t>{</w:t>
+            </w:r>
+            <w:proofErr w:type="spellStart"/>
+            <w:r>
+              <w:rPr>
+                <w:rFonts w:ascii="Arial" w:hAnsi="Arial" w:cs="Arial"/>
+                <w:sz w:val="22"/>
+                <w:szCs w:val="22"/>
+              </w:rPr>
+              <w:t>anggota_pokja</w:t>
+            </w:r>
+            <w:proofErr w:type="spellEnd"/>
             <w:r>
               <w:rPr>
                 <w:rFonts w:ascii="Arial" w:hAnsi="Arial" w:cs="Arial"/>
@@ -12689,8 +14009,18 @@
                 <w:sz w:val="22"/>
                 <w:szCs w:val="22"/>
               </w:rPr>
-              <w:t>{anggota_pokja</w:t>
-            </w:r>
+              <w:t>{</w:t>
+            </w:r>
+            <w:proofErr w:type="spellStart"/>
+            <w:r>
+              <w:rPr>
+                <w:rFonts w:ascii="Arial" w:hAnsi="Arial" w:cs="Arial"/>
+                <w:sz w:val="22"/>
+                <w:szCs w:val="22"/>
+              </w:rPr>
+              <w:t>anggota_pokja</w:t>
+            </w:r>
+            <w:proofErr w:type="spellEnd"/>
             <w:r>
               <w:rPr>
                 <w:rFonts w:ascii="Arial" w:hAnsi="Arial" w:cs="Arial"/>
@@ -12822,8 +14152,18 @@
                 <w:sz w:val="22"/>
                 <w:szCs w:val="22"/>
               </w:rPr>
-              <w:t>{anggota_pokja</w:t>
-            </w:r>
+              <w:t>{</w:t>
+            </w:r>
+            <w:proofErr w:type="spellStart"/>
+            <w:r>
+              <w:rPr>
+                <w:rFonts w:ascii="Arial" w:hAnsi="Arial" w:cs="Arial"/>
+                <w:sz w:val="22"/>
+                <w:szCs w:val="22"/>
+              </w:rPr>
+              <w:t>anggota_pokja</w:t>
+            </w:r>
+            <w:proofErr w:type="spellEnd"/>
             <w:r>
               <w:rPr>
                 <w:rFonts w:ascii="Arial" w:hAnsi="Arial" w:cs="Arial"/>
@@ -12936,8 +14276,9 @@
           <w:szCs w:val="22"/>
           <w:lang w:val="ms-MY"/>
         </w:rPr>
-        <w:t>{satuan_kerja</w:t>
-      </w:r>
+        <w:t>{</w:t>
+      </w:r>
+      <w:proofErr w:type="spellStart"/>
       <w:r>
         <w:rPr>
           <w:rFonts w:ascii="Arial" w:eastAsia="Arial" w:hAnsi="Arial" w:cs="Arial"/>
@@ -12945,9 +14286,33 @@
           <w:bCs/>
           <w:sz w:val="22"/>
           <w:szCs w:val="22"/>
-        </w:rPr>
-        <w:t>_upper</w:t>
-      </w:r>
+          <w:lang w:val="ms-MY"/>
+        </w:rPr>
+        <w:t>satuan_kerja</w:t>
+      </w:r>
+      <w:proofErr w:type="spellEnd"/>
+      <w:r>
+        <w:rPr>
+          <w:rFonts w:ascii="Arial" w:eastAsia="Arial" w:hAnsi="Arial" w:cs="Arial"/>
+          <w:b/>
+          <w:bCs/>
+          <w:sz w:val="22"/>
+          <w:szCs w:val="22"/>
+        </w:rPr>
+        <w:t>_</w:t>
+      </w:r>
+      <w:proofErr w:type="spellStart"/>
+      <w:r>
+        <w:rPr>
+          <w:rFonts w:ascii="Arial" w:eastAsia="Arial" w:hAnsi="Arial" w:cs="Arial"/>
+          <w:b/>
+          <w:bCs/>
+          <w:sz w:val="22"/>
+          <w:szCs w:val="22"/>
+        </w:rPr>
+        <w:t>upper</w:t>
+      </w:r>
+      <w:proofErr w:type="spellEnd"/>
       <w:r>
         <w:rPr>
           <w:rFonts w:ascii="Arial" w:eastAsia="Arial" w:hAnsi="Arial" w:cs="Arial"/>
@@ -13017,6 +14382,7 @@
                 <w:szCs w:val="22"/>
               </w:rPr>
             </w:pPr>
+            <w:proofErr w:type="spellStart"/>
             <w:r>
               <w:rPr>
                 <w:rFonts w:ascii="Arial" w:hAnsi="Arial" w:cs="Arial"/>
@@ -13027,6 +14393,7 @@
               </w:rPr>
               <w:t>No</w:t>
             </w:r>
+            <w:proofErr w:type="spellEnd"/>
           </w:p>
         </w:tc>
         <w:tc>
@@ -13175,7 +14542,29 @@
                 <w:szCs w:val="22"/>
                 <w:lang w:val="en-US"/>
               </w:rPr>
-              <w:t>{nama_ppk}</w:t>
+              <w:t>{</w:t>
+            </w:r>
+            <w:proofErr w:type="spellStart"/>
+            <w:r>
+              <w:rPr>
+                <w:rFonts w:ascii="Arial" w:eastAsia="Arial" w:hAnsi="Arial" w:cs="Arial"/>
+                <w:spacing w:val="-2"/>
+                <w:sz w:val="22"/>
+                <w:szCs w:val="22"/>
+                <w:lang w:val="en-US"/>
+              </w:rPr>
+              <w:t>nama_ppk</w:t>
+            </w:r>
+            <w:proofErr w:type="spellEnd"/>
+            <w:r>
+              <w:rPr>
+                <w:rFonts w:ascii="Arial" w:eastAsia="Arial" w:hAnsi="Arial" w:cs="Arial"/>
+                <w:spacing w:val="-2"/>
+                <w:sz w:val="22"/>
+                <w:szCs w:val="22"/>
+                <w:lang w:val="en-US"/>
+              </w:rPr>
+              <w:t>}</w:t>
             </w:r>
           </w:p>
         </w:tc>
@@ -13205,7 +14594,27 @@
                 <w:szCs w:val="22"/>
                 <w:lang w:val="en-US"/>
               </w:rPr>
-              <w:t>{ppk}</w:t>
+              <w:t>{</w:t>
+            </w:r>
+            <w:proofErr w:type="spellStart"/>
+            <w:r>
+              <w:rPr>
+                <w:rFonts w:ascii="Arial" w:hAnsi="Arial" w:cs="Arial"/>
+                <w:sz w:val="22"/>
+                <w:szCs w:val="22"/>
+                <w:lang w:val="en-US"/>
+              </w:rPr>
+              <w:t>ppk</w:t>
+            </w:r>
+            <w:proofErr w:type="spellEnd"/>
+            <w:r>
+              <w:rPr>
+                <w:rFonts w:ascii="Arial" w:hAnsi="Arial" w:cs="Arial"/>
+                <w:sz w:val="22"/>
+                <w:szCs w:val="22"/>
+                <w:lang w:val="en-US"/>
+              </w:rPr>
+              <w:t>}</w:t>
             </w:r>
           </w:p>
         </w:tc>
@@ -13597,7 +15006,31 @@
         <w:szCs w:val="18"/>
         <w:lang w:val="en-US"/>
       </w:rPr>
-      <w:t>{kode_pokja}</w:t>
+      <w:t>{</w:t>
+    </w:r>
+    <w:proofErr w:type="spellStart"/>
+    <w:r>
+      <w:rPr>
+        <w:rFonts w:ascii="Arial" w:eastAsia="Calibri" w:hAnsi="Arial" w:cs="Arial"/>
+        <w:b/>
+        <w:bCs/>
+        <w:sz w:val="18"/>
+        <w:szCs w:val="18"/>
+        <w:lang w:val="en-US"/>
+      </w:rPr>
+      <w:t>kode_pokja</w:t>
+    </w:r>
+    <w:proofErr w:type="spellEnd"/>
+    <w:r>
+      <w:rPr>
+        <w:rFonts w:ascii="Arial" w:eastAsia="Calibri" w:hAnsi="Arial" w:cs="Arial"/>
+        <w:b/>
+        <w:bCs/>
+        <w:sz w:val="18"/>
+        <w:szCs w:val="18"/>
+        <w:lang w:val="en-US"/>
+      </w:rPr>
+      <w:t>}</w:t>
     </w:r>
     <w:r>
       <w:rPr>
@@ -13630,7 +15063,25 @@
         <w:sz w:val="14"/>
         <w:szCs w:val="14"/>
       </w:rPr>
-      <w:t xml:space="preserve">Alamat: Jl. Yos Sudarso No. 37A Lt.2, Banjarmasin 70119 Telp.0511-6723416 email: </w:t>
+      <w:t xml:space="preserve">Alamat: Jl. Yos </w:t>
+    </w:r>
+    <w:proofErr w:type="spellStart"/>
+    <w:r>
+      <w:rPr>
+        <w:rFonts w:ascii="Arial" w:eastAsia="Calibri" w:hAnsi="Arial" w:cs="Arial"/>
+        <w:sz w:val="14"/>
+        <w:szCs w:val="14"/>
+      </w:rPr>
+      <w:t>Sudarso</w:t>
+    </w:r>
+    <w:proofErr w:type="spellEnd"/>
+    <w:r>
+      <w:rPr>
+        <w:rFonts w:ascii="Arial" w:eastAsia="Calibri" w:hAnsi="Arial" w:cs="Arial"/>
+        <w:sz w:val="14"/>
+        <w:szCs w:val="14"/>
+      </w:rPr>
+      <w:t xml:space="preserve"> No. 37A Lt.2, Banjarmasin 70119 Telp.0511-6723416 email: </w:t>
     </w:r>
     <w:hyperlink r:id="rId2" w:history="1">
       <w:r>
@@ -17503,15 +18954,22 @@
 </file>
 
 <file path=customXml/item1.xml><?xml version="1.0" encoding="utf-8"?>
-<?mso-contentType ?>
-<FormTemplates xmlns="http://schemas.microsoft.com/sharepoint/v3/contenttype/forms">
-  <Display>DocumentLibraryForm</Display>
-  <Edit>DocumentLibraryForm</Edit>
-  <New>DocumentLibraryForm</New>
-</FormTemplates>
+<p:properties xmlns:p="http://schemas.microsoft.com/office/2006/metadata/properties" xmlns:xsi="http://www.w3.org/2001/XMLSchema-instance" xmlns:pc="http://schemas.microsoft.com/office/infopath/2007/PartnerControls">
+  <documentManagement>
+    <TaxCatchAll xmlns="23b7ebbb-480e-4d36-8f38-fd0ac82dae9c" xsi:nil="true"/>
+    <lcf76f155ced4ddcb4097134ff3c332f xmlns="87f1a149-5420-40c2-b2e8-d8d0877ebc85">
+      <Terms xmlns="http://schemas.microsoft.com/office/infopath/2007/PartnerControls"/>
+    </lcf76f155ced4ddcb4097134ff3c332f>
+    <PIC xmlns="87f1a149-5420-40c2-b2e8-d8d0877ebc85" xsi:nil="true"/>
+  </documentManagement>
+</p:properties>
 </file>
 
 <file path=customXml/item2.xml><?xml version="1.0" encoding="utf-8"?>
+<b:Sources xmlns:b="http://schemas.openxmlformats.org/officeDocument/2006/bibliography" xmlns="http://schemas.openxmlformats.org/officeDocument/2006/bibliography" SelectedStyle="\APASixthEditionOfficeOnline.xsl" StyleName="APA" Version="6"/>
+</file>
+
+<file path=customXml/item3.xml><?xml version="1.0" encoding="utf-8"?>
 <ct:contentTypeSchema xmlns:ct="http://schemas.microsoft.com/office/2006/metadata/contentType" xmlns:ma="http://schemas.microsoft.com/office/2006/metadata/properties/metaAttributes" ct:_="" ma:_="" ma:contentTypeName="Document" ma:contentTypeID="0x010100AEF28E0A17E4AE4FA5DD6A9AABB5DBC8" ma:contentTypeVersion="16" ma:contentTypeDescription="Create a new document." ma:contentTypeScope="" ma:versionID="a17fa769c7c4fea18ba461e558e121e5">
   <xsd:schema xmlns:xsd="http://www.w3.org/2001/XMLSchema" xmlns:xs="http://www.w3.org/2001/XMLSchema" xmlns:p="http://schemas.microsoft.com/office/2006/metadata/properties" xmlns:ns2="87f1a149-5420-40c2-b2e8-d8d0877ebc85" xmlns:ns3="23b7ebbb-480e-4d36-8f38-fd0ac82dae9c" targetNamespace="http://schemas.microsoft.com/office/2006/metadata/properties" ma:root="true" ma:fieldsID="3bfa0fac8ae4d24da5269d6ff34039be" ns2:_="" ns3:_="">
     <xsd:import namespace="87f1a149-5420-40c2-b2e8-d8d0877ebc85"/>
@@ -17754,31 +19212,35 @@
 </ct:contentTypeSchema>
 </file>
 
-<file path=customXml/item3.xml><?xml version="1.0" encoding="utf-8"?>
-<b:Sources xmlns:b="http://schemas.openxmlformats.org/officeDocument/2006/bibliography" xmlns="http://schemas.openxmlformats.org/officeDocument/2006/bibliography" SelectedStyle="\APASixthEditionOfficeOnline.xsl" StyleName="APA" Version="6"/>
-</file>
-
 <file path=customXml/item4.xml><?xml version="1.0" encoding="utf-8"?>
-<p:properties xmlns:p="http://schemas.microsoft.com/office/2006/metadata/properties" xmlns:xsi="http://www.w3.org/2001/XMLSchema-instance" xmlns:pc="http://schemas.microsoft.com/office/infopath/2007/PartnerControls">
-  <documentManagement>
-    <TaxCatchAll xmlns="23b7ebbb-480e-4d36-8f38-fd0ac82dae9c" xsi:nil="true"/>
-    <lcf76f155ced4ddcb4097134ff3c332f xmlns="87f1a149-5420-40c2-b2e8-d8d0877ebc85">
-      <Terms xmlns="http://schemas.microsoft.com/office/infopath/2007/PartnerControls"/>
-    </lcf76f155ced4ddcb4097134ff3c332f>
-    <PIC xmlns="87f1a149-5420-40c2-b2e8-d8d0877ebc85" xsi:nil="true"/>
-  </documentManagement>
-</p:properties>
+<?mso-contentType ?>
+<FormTemplates xmlns="http://schemas.microsoft.com/sharepoint/v3/contenttype/forms">
+  <Display>DocumentLibraryForm</Display>
+  <Edit>DocumentLibraryForm</Edit>
+  <New>DocumentLibraryForm</New>
+</FormTemplates>
 </file>
 
 <file path=customXml/itemProps1.xml><?xml version="1.0" encoding="utf-8"?>
-<ds:datastoreItem xmlns:ds="http://schemas.openxmlformats.org/officeDocument/2006/customXml" ds:itemID="{ADE80AD1-B511-437D-9EC6-E71B406ED00D}">
+<ds:datastoreItem xmlns:ds="http://schemas.openxmlformats.org/officeDocument/2006/customXml" ds:itemID="{0EF6B3C1-2C0C-45C1-848E-2E47DFDB0FBC}">
   <ds:schemaRefs>
-    <ds:schemaRef ds:uri="http://schemas.microsoft.com/sharepoint/v3/contenttype/forms"/>
+    <ds:schemaRef ds:uri="http://schemas.microsoft.com/office/2006/metadata/properties"/>
+    <ds:schemaRef ds:uri="http://schemas.microsoft.com/office/infopath/2007/PartnerControls"/>
+    <ds:schemaRef ds:uri="23b7ebbb-480e-4d36-8f38-fd0ac82dae9c"/>
+    <ds:schemaRef ds:uri="87f1a149-5420-40c2-b2e8-d8d0877ebc85"/>
   </ds:schemaRefs>
 </ds:datastoreItem>
 </file>
 
 <file path=customXml/itemProps2.xml><?xml version="1.0" encoding="utf-8"?>
+<ds:datastoreItem xmlns:ds="http://schemas.openxmlformats.org/officeDocument/2006/customXml" ds:itemID="{EFC08837-B120-45F2-B55C-7D9AC01C3A47}">
+  <ds:schemaRefs>
+    <ds:schemaRef ds:uri="http://schemas.openxmlformats.org/officeDocument/2006/bibliography"/>
+  </ds:schemaRefs>
+</ds:datastoreItem>
+</file>
+
+<file path=customXml/itemProps3.xml><?xml version="1.0" encoding="utf-8"?>
 <ds:datastoreItem xmlns:ds="http://schemas.openxmlformats.org/officeDocument/2006/customXml" ds:itemID="{0BD8D8C7-E985-4EE2-B032-850EF33F6DE5}">
   <ds:schemaRefs>
     <ds:schemaRef ds:uri="http://schemas.microsoft.com/office/2006/metadata/contentType"/>
@@ -17797,21 +19259,10 @@
 </ds:datastoreItem>
 </file>
 
-<file path=customXml/itemProps3.xml><?xml version="1.0" encoding="utf-8"?>
-<ds:datastoreItem xmlns:ds="http://schemas.openxmlformats.org/officeDocument/2006/customXml" ds:itemID="{EFC08837-B120-45F2-B55C-7D9AC01C3A47}">
+<file path=customXml/itemProps4.xml><?xml version="1.0" encoding="utf-8"?>
+<ds:datastoreItem xmlns:ds="http://schemas.openxmlformats.org/officeDocument/2006/customXml" ds:itemID="{ADE80AD1-B511-437D-9EC6-E71B406ED00D}">
   <ds:schemaRefs>
-    <ds:schemaRef ds:uri="http://schemas.openxmlformats.org/officeDocument/2006/bibliography"/>
-  </ds:schemaRefs>
-</ds:datastoreItem>
-</file>
-
-<file path=customXml/itemProps4.xml><?xml version="1.0" encoding="utf-8"?>
-<ds:datastoreItem xmlns:ds="http://schemas.openxmlformats.org/officeDocument/2006/customXml" ds:itemID="{0EF6B3C1-2C0C-45C1-848E-2E47DFDB0FBC}">
-  <ds:schemaRefs>
-    <ds:schemaRef ds:uri="http://schemas.microsoft.com/office/2006/metadata/properties"/>
-    <ds:schemaRef ds:uri="http://schemas.microsoft.com/office/infopath/2007/PartnerControls"/>
-    <ds:schemaRef ds:uri="23b7ebbb-480e-4d36-8f38-fd0ac82dae9c"/>
-    <ds:schemaRef ds:uri="87f1a149-5420-40c2-b2e8-d8d0877ebc85"/>
+    <ds:schemaRef ds:uri="http://schemas.microsoft.com/sharepoint/v3/contenttype/forms"/>
   </ds:schemaRefs>
 </ds:datastoreItem>
 </file>